--- a/research/plan.docx
+++ b/research/plan.docx
@@ -2,7 +2,7 @@
 <file path=word/document.xml><?xml version="1.0" encoding="utf-8"?>
 <w:document xmlns:w="http://schemas.openxmlformats.org/wordprocessingml/2006/main" xmlns:m="http://schemas.openxmlformats.org/officeDocument/2006/math" xmlns:r="http://schemas.openxmlformats.org/officeDocument/2006/relationships" xmlns:o="urn:schemas-microsoft-com:office:office" xmlns:v="urn:schemas-microsoft-com:vml" xmlns:w10="urn:schemas-microsoft-com:office:word" xmlns:a="http://schemas.openxmlformats.org/drawingml/2006/main" xmlns:pic="http://schemas.openxmlformats.org/drawingml/2006/picture" xmlns:wp="http://schemas.openxmlformats.org/drawingml/2006/wordprocessingDrawing">
   <w:body>
-    <w:bookmarkStart w:id="52" w:name="Xc99342c9479794a5dddc33aa48fda055ec6a79c"/>
+    <w:bookmarkStart w:id="53" w:name="Xc99342c9479794a5dddc33aa48fda055ec6a79c"/>
     <w:p>
       <w:pPr>
         <w:pStyle w:val="Heading1"/>
@@ -30,7 +30,26 @@
         <w:rPr>
           <w:b w:val="0"/>
         </w:rPr>
-        <w:t xml:space="preserve">Уровень: специалитет. Статус: предварительный план для обсуждения с автором и руководителем. Начата проверка первоисточников: изучены нужные для первых подразделов части Кодекса безопасности MASS 2026 года и циркуляра ММО 2021 года. Результаты сравнительного исследования и выводы ещё не получены.</w:t>
+        <w:t xml:space="preserve">Уровень: специалитет. Статус: предварительный план для обсуждения с автором и руководителем. Проведена проверка структуры и текущих материалов по Academic Research Suite на 09.10.2026; отчёт —</w:t>
+      </w:r>
+      <w:r>
+        <w:rPr>
+          <w:b w:val="0"/>
+        </w:rPr>
+        <w:t xml:space="preserve"> </w:t>
+      </w:r>
+      <w:r>
+        <w:rPr>
+          <w:rStyle w:val="VerbatimChar"/>
+          <w:b w:val="0"/>
+        </w:rPr>
+        <w:t xml:space="preserve">review-2026-10-09.md</w:t>
+      </w:r>
+      <w:r>
+        <w:rPr>
+          <w:b w:val="0"/>
+        </w:rPr>
+        <w:t xml:space="preserve">. Проверены используемые фрагменты международных документов, сообщения российских проектов и выбранные части семи учебных PDF. Результаты сравнительного исследования и выводы ещё не получены.</w:t>
       </w:r>
     </w:p>
     <w:bookmarkStart w:id="20" w:name="исследовательский-замысел"/>
@@ -139,7 +158,7 @@
         <w:rPr>
           <w:b w:val="0"/>
         </w:rPr>
-        <w:t xml:space="preserve">Проанализировать российские разработки, подтверждённые испытания и условия эксплуатации.</w:t>
+        <w:t xml:space="preserve">Проанализировать российские разработки, документированные испытания и условия эксплуатации, различая типы подтверждения.</w:t>
       </w:r>
     </w:p>
     <w:p>
@@ -483,7 +502,7 @@
         <w:rPr>
           <w:b w:val="0"/>
         </w:rPr>
-        <w:t xml:space="preserve">Сопоставить российские и японские решения по одному шаблону: задачи, среда плавания, участие человека, связь, обнаружение объектов, алгоритм решения, подтверждённые испытания, ограничения и прозрачность данных. Дополнительную зарубежную страну включать только при наличии полезного сравнения. Сопоставление стран без учёта различий судов и условий не использовать как доказательство технологического превосходства.</w:t>
+        <w:t xml:space="preserve">Сопоставить российские и японские решения по одному шаблону: задачи, среда плавания, участие человека, связь, обнаружение объектов, алгоритм решения, подтверждённые испытания, ограничения и прозрачность данных. Дополнительную зарубежную страну включать только при наличии полезного сравнения. Сопоставление стран без учёта различий судов и условий не использовать как доказательство технологического превосходства. Здесь сравниваются описания и датированные факты проектов; оценка соответствия условиям сценариев выполняется в главе 3.</w:t>
       </w:r>
     </w:p>
     <w:p>
@@ -538,7 +557,26 @@
         <w:rPr>
           <w:b w:val="0"/>
         </w:rPr>
-        <w:t xml:space="preserve">Объяснить, как объединяются сравнительный анализ документов и типовые сценарии. Для каждой функции определить входные данные, необходимые действия, возможный отказ, доступные доказательства и ограничения вывода. Использовать качественную матрицу применимости; количественные оценки добавлять только при наличии пригодных исходных данных и обоснованного метода. Универсальный суммарный балл технологии заранее не вводить.</w:t>
+        <w:t xml:space="preserve">Объяснить, как объединяются сравнительный анализ документов и типовые сценарии. Для каждой функции определить входные данные, необходимые действия, возможный отказ, доступные доказательства и ограничения вывода. Использовать качественную матрицу применимости; количественные оценки добавлять только при наличии пригодных исходных данных и обоснованного метода. Универсальный суммарный балл технологии заранее не вводить. Единица анализа — сочетание проекта, функции, режима, типа судна и условий. Рабочий протокол, правила отбора и поля матрицы находятся в</w:t>
+      </w:r>
+      <w:r>
+        <w:rPr>
+          <w:b w:val="0"/>
+        </w:rPr>
+        <w:t xml:space="preserve"> </w:t>
+      </w:r>
+      <w:r>
+        <w:rPr>
+          <w:rStyle w:val="VerbatimChar"/>
+          <w:b w:val="0"/>
+        </w:rPr>
+        <w:t xml:space="preserve">analysis/scenario-protocol.md</w:t>
+      </w:r>
+      <w:r>
+        <w:rPr>
+          <w:b w:val="0"/>
+        </w:rPr>
+        <w:t xml:space="preserve">; применение протокола ещё предстоит выполнить.</w:t>
       </w:r>
     </w:p>
     <w:bookmarkEnd w:id="33"/>
@@ -622,7 +660,7 @@
         <w:rPr>
           <w:b w:val="0"/>
         </w:rPr>
-        <w:t xml:space="preserve">Свести результаты предыдущих подразделов. Формат строки: условие плавания → требование → функция → российское/японское подтверждение → качество доказательства → ограничение → требуемая мера. Статусы: подтверждено в описанных условиях; заявлено без доступного подтверждения; данных недостаточно; условия несопоставимы. Вывод должен опираться на содержание источника, а не только на существование публикации.</w:t>
+        <w:t xml:space="preserve">Свести результаты предыдущих подразделов. Формат строки: условие плавания → требование → функция → российское/японское подтверждение → качество доказательства → ограничение → требуемая мера. Отдельно фиксировать нормативное положение, описание функции, сообщение участника, результат доступного протокола и прямое ограничение источника. Отсутствие данных не означает отсутствие возможности; сопоставимость условий отмечается отдельным полем. Нельзя присвоить статус безопасной применимости только на основании перечня оборудования или пресс-релиза. Вывод должен опираться на содержание источника, а не только на существование публикации.</w:t>
       </w:r>
     </w:p>
     <w:bookmarkEnd w:id="37"/>
@@ -744,13 +782,13 @@
       </w:r>
     </w:p>
     <w:bookmarkEnd w:id="42"/>
-    <w:bookmarkStart w:id="43" w:name="X91d487129b1b2d5d01820bbae4928dadf3345a7"/>
+    <w:bookmarkStart w:id="43" w:name="Xee09d8cc953075bfe2eca3159b07ab66b09ef9b"/>
     <w:p>
       <w:pPr>
         <w:pStyle w:val="Heading4"/>
       </w:pPr>
       <w:r>
-        <w:t>4.4 Рекомендации, проверяемые условия и ограничения примера</w:t>
+        <w:t>4.4 Проверка рекомендаций на районном примере и границы переноса</w:t>
       </w:r>
     </w:p>
     <w:p>
@@ -1319,7 +1357,7 @@
         <w:rPr>
           <w:b w:val="0"/>
         </w:rPr>
-        <w:t xml:space="preserve">Основной вариант при текущих материалах: аналитическая ВКР по открытым документам и научным исследованиям, с самостоятельным сопоставлением и сценарной оценкой. Применимость такого варианта практической части необходимо подтвердить с руководителем до написания основного текста. Общее положение требует практическую часть, но не определяет для этой темы конкретную методику.</w:t>
+        <w:t xml:space="preserve">Основной вариант при текущих материалах: аналитическая ВКР по открытым документам и научным исследованиям, с самостоятельным сопоставлением и сценарной оценкой. Применимость такого варианта практической части необходимо подтвердить с руководителем до её выполнения и окончательного утверждения метода. Работа над теоретической основой и проверкой источников продолжается в рамках поручения автора. Общее положение требует практическую часть, но не определяет для этой темы конкретную методику.</w:t>
       </w:r>
     </w:p>
     <w:p>
@@ -2069,73 +2107,582 @@
       </w:r>
     </w:p>
     <w:bookmarkEnd w:id="50"/>
-    <w:bookmarkStart w:id="51" w:name="первая-повестка-для-обсуждения"/>
+    <w:bookmarkStart w:id="51" w:name="текущие-решения-и-открытые-сведения"/>
     <w:p>
       <w:pPr>
         <w:pStyle w:val="Heading2"/>
       </w:pPr>
       <w:r>
-        <w:t>6 ПЕРВАЯ ПОВЕСТКА ДЛЯ ОБСУЖДЕНИЯ</w:t>
+        <w:t>6 ТЕКУЩИЕ РЕШЕНИЯ И ОТКРЫТЫЕ СВЕДЕНИЯ</w:t>
       </w:r>
     </w:p>
     <w:p>
       <w:pPr>
-        <w:pStyle w:val="Compact"/>
-        <w:numPr>
-          <w:ilvl w:val="0"/>
-          <w:numId w:val="1003"/>
-        </w:numPr>
+        <w:pStyle w:val="FirstParagraph"/>
       </w:pPr>
       <w:r>
         <w:rPr>
           <w:b w:val="0"/>
         </w:rPr>
-        <w:t xml:space="preserve">Какая у вас специальность и кафедра, когда нужно сдать работу, есть ли задание руководителя и дословно утверждённая тема?</w:t>
+        <w:t xml:space="preserve">Уже подтверждены специалитет, общий анализ с районным примером в конце и внимание к обнаружению опасности и пониманию обстановки. Российский материал идёт раньше японского. У автора есть опыт перехода Санкт-Петербург — Балтийск на паруснике; конкретный район как исследовательский пример не выбран.</w:t>
       </w:r>
     </w:p>
     <w:p>
       <w:pPr>
-        <w:pStyle w:val="Compact"/>
-        <w:numPr>
-          <w:ilvl w:val="0"/>
-          <w:numId w:val="1003"/>
-        </w:numPr>
+        <w:pStyle w:val="BodyText"/>
       </w:pPr>
       <w:r>
         <w:rPr>
           <w:b w:val="0"/>
         </w:rPr>
-        <w:t xml:space="preserve">Какую наиболее сложную проблему автономного судовождения в узкости вы видите: оценку обстановки, выбор манёвра, исполнение манёвра, связь с берегом или другую? Почему?</w:t>
+        <w:t xml:space="preserve">Код специальности, кафедра, сроки, задание руководителя и приемлемость предлагаемой практической части ещё неизвестны. Эти сведения нужны для утверждения и окончательной сборки. Их отсутствие не блокирует подготовку основы и проверку материалов. Новые вопросы формулируются по конкретному нерешённому содержательному решению, без повторного интервью по уже полученным ответам.</w:t>
       </w:r>
     </w:p>
     <w:p>
       <w:pPr>
-        <w:pStyle w:val="Compact"/>
-        <w:numPr>
-          <w:ilvl w:val="0"/>
-          <w:numId w:val="1003"/>
-        </w:numPr>
+        <w:pStyle w:val="BodyText"/>
       </w:pPr>
       <w:r>
         <w:rPr>
           <w:b w:val="0"/>
         </w:rPr>
-        <w:t xml:space="preserve">С каким районом вы знакомы по практике или учебе? Это поможет выбрать понятный пример с проверяемыми данными, не превращая его в основу всей работы.</w:t>
+        <w:t xml:space="preserve">Исследовательский пробел, вклад и выводы не назначаются заранее. Обсуждение авторской позиции продолжается после расширения корпуса и выполнения анализа.</w:t>
       </w:r>
     </w:p>
+    <w:bookmarkEnd w:id="51"/>
+    <w:bookmarkStart w:id="52" w:name="карта-задача-раздел-источники-результат"/>
     <w:p>
       <w:pPr>
-        <w:pStyle w:val="FirstParagraph"/>
+        <w:pStyle w:val="Heading2"/>
+      </w:pPr>
+      <w:r>
+        <w:t>7 КАРТА «ЗАДАЧА — РАЗДЕЛ — ИСТОЧНИКИ — РЕЗУЛЬТАТ»</w:t>
+      </w:r>
+    </w:p>
+    <w:tbl>
+      <w:tblPr>
+        <w:tblStyle w:val="Table"/>
+        <w:tblW w:type="pct" w:w="5000"/>
+        <w:jc w:val="left"/>
+        <w:tblLayout w:type="autofit"/>
+        <w:tblLook w:firstRow="1" w:lastRow="0" w:firstColumn="0" w:lastColumn="0" w:noHBand="0" w:noVBand="0" w:val="0020"/>
+      </w:tblPr>
+      <w:tblGrid>
+        <w:gridCol w:w="1980"/>
+        <w:gridCol w:w="1980"/>
+        <w:gridCol w:w="1980"/>
+        <w:gridCol w:w="1980"/>
+      </w:tblGrid>
+      <w:tr>
+        <w:trPr>
+          <w:tblHeader w:val="on"/>
+          <w:tblHeader w:val="true"/>
+        </w:trPr>
+        <w:tc>
+          <w:tcPr/>
+          <w:p>
+            <w:pPr>
+              <w:pStyle w:val="Compact"/>
+              <w:spacing w:line="240" w:lineRule="auto" w:before="0" w:after="0"/>
+              <w:ind w:firstLine="0"/>
+              <w:jc w:val="left"/>
+            </w:pPr>
+            <w:r>
+              <w:rPr>
+                <w:rFonts w:ascii="Times New Roman" w:hAnsi="Times New Roman"/>
+                <w:b w:val="0"/>
+                <w:color w:val="000000"/>
+                <w:sz w:val="24"/>
+              </w:rPr>
+              <w:t xml:space="preserve">Задача</w:t>
+            </w:r>
+          </w:p>
+        </w:tc>
+        <w:tc>
+          <w:tcPr/>
+          <w:p>
+            <w:pPr>
+              <w:pStyle w:val="Compact"/>
+              <w:spacing w:line="240" w:lineRule="auto" w:before="0" w:after="0"/>
+              <w:ind w:firstLine="0"/>
+              <w:jc w:val="left"/>
+            </w:pPr>
+            <w:r>
+              <w:rPr>
+                <w:rFonts w:ascii="Times New Roman" w:hAnsi="Times New Roman"/>
+                <w:b w:val="0"/>
+                <w:color w:val="000000"/>
+                <w:sz w:val="24"/>
+              </w:rPr>
+              <w:t xml:space="preserve">Основной раздел</w:t>
+            </w:r>
+          </w:p>
+        </w:tc>
+        <w:tc>
+          <w:tcPr/>
+          <w:p>
+            <w:pPr>
+              <w:pStyle w:val="Compact"/>
+              <w:spacing w:line="240" w:lineRule="auto" w:before="0" w:after="0"/>
+              <w:ind w:firstLine="0"/>
+              <w:jc w:val="left"/>
+            </w:pPr>
+            <w:r>
+              <w:rPr>
+                <w:rFonts w:ascii="Times New Roman" w:hAnsi="Times New Roman"/>
+                <w:b w:val="0"/>
+                <w:color w:val="000000"/>
+                <w:sz w:val="24"/>
+              </w:rPr>
+              <w:t xml:space="preserve">Что уже доступно и чего не хватает</w:t>
+            </w:r>
+          </w:p>
+        </w:tc>
+        <w:tc>
+          <w:tcPr/>
+          <w:p>
+            <w:pPr>
+              <w:pStyle w:val="Compact"/>
+              <w:spacing w:line="240" w:lineRule="auto" w:before="0" w:after="0"/>
+              <w:ind w:firstLine="0"/>
+              <w:jc w:val="left"/>
+            </w:pPr>
+            <w:r>
+              <w:rPr>
+                <w:rFonts w:ascii="Times New Roman" w:hAnsi="Times New Roman"/>
+                <w:b w:val="0"/>
+                <w:color w:val="000000"/>
+                <w:sz w:val="24"/>
+              </w:rPr>
+              <w:t xml:space="preserve">Предполагаемый результат</w:t>
+            </w:r>
+          </w:p>
+        </w:tc>
+      </w:tr>
+      <w:tr>
+        <w:tc>
+          <w:tcPr/>
+          <w:p>
+            <w:pPr>
+              <w:pStyle w:val="Compact"/>
+              <w:spacing w:line="240" w:lineRule="auto" w:before="0" w:after="0"/>
+              <w:ind w:firstLine="0"/>
+              <w:jc w:val="left"/>
+            </w:pPr>
+            <w:r>
+              <w:rPr>
+                <w:rFonts w:ascii="Times New Roman" w:hAnsi="Times New Roman"/>
+                <w:b w:val="0"/>
+                <w:color w:val="000000"/>
+                <w:sz w:val="24"/>
+              </w:rPr>
+              <w:t xml:space="preserve">Термины, функции и условия узкости</w:t>
+            </w:r>
+          </w:p>
+        </w:tc>
+        <w:tc>
+          <w:tcPr/>
+          <w:p>
+            <w:pPr>
+              <w:pStyle w:val="Compact"/>
+              <w:spacing w:line="240" w:lineRule="auto" w:before="0" w:after="0"/>
+              <w:ind w:firstLine="0"/>
+              <w:jc w:val="left"/>
+            </w:pPr>
+            <w:r>
+              <w:rPr>
+                <w:rFonts w:ascii="Times New Roman" w:hAnsi="Times New Roman"/>
+                <w:b w:val="0"/>
+                <w:color w:val="000000"/>
+                <w:sz w:val="24"/>
+              </w:rPr>
+              <w:t xml:space="preserve">1.1–1.4</w:t>
+            </w:r>
+          </w:p>
+        </w:tc>
+        <w:tc>
+          <w:tcPr/>
+          <w:p>
+            <w:pPr>
+              <w:pStyle w:val="Compact"/>
+              <w:spacing w:line="240" w:lineRule="auto" w:before="0" w:after="0"/>
+              <w:ind w:firstLine="0"/>
+              <w:jc w:val="left"/>
+            </w:pPr>
+            <w:r>
+              <w:rPr>
+                <w:rFonts w:ascii="Times New Roman" w:hAnsi="Times New Roman"/>
+                <w:b w:val="0"/>
+                <w:color w:val="000000"/>
+                <w:sz w:val="24"/>
+              </w:rPr>
+              <w:t xml:space="preserve">S001–S006; технические фрагменты S012–S017. Нужны учебник, полный текст применимых правил и действующие российские первоисточники</w:t>
+            </w:r>
+          </w:p>
+        </w:tc>
+        <w:tc>
+          <w:tcPr/>
+          <w:p>
+            <w:pPr>
+              <w:pStyle w:val="Compact"/>
+              <w:spacing w:line="240" w:lineRule="auto" w:before="0" w:after="0"/>
+              <w:ind w:firstLine="0"/>
+              <w:jc w:val="left"/>
+            </w:pPr>
+            <w:r>
+              <w:rPr>
+                <w:rFonts w:ascii="Times New Roman" w:hAnsi="Times New Roman"/>
+                <w:b w:val="0"/>
+                <w:color w:val="000000"/>
+                <w:sz w:val="24"/>
+              </w:rPr>
+              <w:t xml:space="preserve">Определения, схема функций, обоснованные требования к сценариям</w:t>
+            </w:r>
+          </w:p>
+        </w:tc>
+      </w:tr>
+      <w:tr>
+        <w:tc>
+          <w:tcPr/>
+          <w:p>
+            <w:pPr>
+              <w:pStyle w:val="Compact"/>
+              <w:spacing w:line="240" w:lineRule="auto" w:before="0" w:after="0"/>
+              <w:ind w:firstLine="0"/>
+              <w:jc w:val="left"/>
+            </w:pPr>
+            <w:r>
+              <w:rPr>
+                <w:rFonts w:ascii="Times New Roman" w:hAnsi="Times New Roman"/>
+                <w:b w:val="0"/>
+                <w:color w:val="000000"/>
+                <w:sz w:val="24"/>
+              </w:rPr>
+              <w:t xml:space="preserve">Российские проекты</w:t>
+            </w:r>
+          </w:p>
+        </w:tc>
+        <w:tc>
+          <w:tcPr/>
+          <w:p>
+            <w:pPr>
+              <w:pStyle w:val="Compact"/>
+              <w:spacing w:line="240" w:lineRule="auto" w:before="0" w:after="0"/>
+              <w:ind w:firstLine="0"/>
+              <w:jc w:val="left"/>
+            </w:pPr>
+            <w:r>
+              <w:rPr>
+                <w:rFonts w:ascii="Times New Roman" w:hAnsi="Times New Roman"/>
+                <w:b w:val="0"/>
+                <w:color w:val="000000"/>
+                <w:sz w:val="24"/>
+              </w:rPr>
+              <w:t xml:space="preserve">2.1–2.3</w:t>
+            </w:r>
+          </w:p>
+        </w:tc>
+        <w:tc>
+          <w:tcPr/>
+          <w:p>
+            <w:pPr>
+              <w:pStyle w:val="Compact"/>
+              <w:spacing w:line="240" w:lineRule="auto" w:before="0" w:after="0"/>
+              <w:ind w:firstLine="0"/>
+              <w:jc w:val="left"/>
+            </w:pPr>
+            <w:r>
+              <w:rPr>
+                <w:rFonts w:ascii="Times New Roman" w:hAnsi="Times New Roman"/>
+                <w:b w:val="0"/>
+                <w:color w:val="000000"/>
+                <w:sz w:val="24"/>
+              </w:rPr>
+              <w:t xml:space="preserve">S007–S010: сведения одного разработчика. Нужны документы эксплуатантов, одобрения и расширение выборки</w:t>
+            </w:r>
+          </w:p>
+        </w:tc>
+        <w:tc>
+          <w:tcPr/>
+          <w:p>
+            <w:pPr>
+              <w:pStyle w:val="Compact"/>
+              <w:spacing w:line="240" w:lineRule="auto" w:before="0" w:after="0"/>
+              <w:ind w:firstLine="0"/>
+              <w:jc w:val="left"/>
+            </w:pPr>
+            <w:r>
+              <w:rPr>
+                <w:rFonts w:ascii="Times New Roman" w:hAnsi="Times New Roman"/>
+                <w:b w:val="0"/>
+                <w:color w:val="000000"/>
+                <w:sz w:val="24"/>
+              </w:rPr>
+              <w:t xml:space="preserve">Карточки датированных эпизодов с режимами и ограничениями</w:t>
+            </w:r>
+          </w:p>
+        </w:tc>
+      </w:tr>
+      <w:tr>
+        <w:tc>
+          <w:tcPr/>
+          <w:p>
+            <w:pPr>
+              <w:pStyle w:val="Compact"/>
+              <w:spacing w:line="240" w:lineRule="auto" w:before="0" w:after="0"/>
+              <w:ind w:firstLine="0"/>
+              <w:jc w:val="left"/>
+            </w:pPr>
+            <w:r>
+              <w:rPr>
+                <w:rFonts w:ascii="Times New Roman" w:hAnsi="Times New Roman"/>
+                <w:b w:val="0"/>
+                <w:color w:val="000000"/>
+                <w:sz w:val="24"/>
+              </w:rPr>
+              <w:t xml:space="preserve">Японское сопоставление</w:t>
+            </w:r>
+          </w:p>
+        </w:tc>
+        <w:tc>
+          <w:tcPr/>
+          <w:p>
+            <w:pPr>
+              <w:pStyle w:val="Compact"/>
+              <w:spacing w:line="240" w:lineRule="auto" w:before="0" w:after="0"/>
+              <w:ind w:firstLine="0"/>
+              <w:jc w:val="left"/>
+            </w:pPr>
+            <w:r>
+              <w:rPr>
+                <w:rFonts w:ascii="Times New Roman" w:hAnsi="Times New Roman"/>
+                <w:b w:val="0"/>
+                <w:color w:val="000000"/>
+                <w:sz w:val="24"/>
+              </w:rPr>
+              <w:t xml:space="preserve">2.4–2.5</w:t>
+            </w:r>
+          </w:p>
+        </w:tc>
+        <w:tc>
+          <w:tcPr/>
+          <w:p>
+            <w:pPr>
+              <w:pStyle w:val="Compact"/>
+              <w:spacing w:line="240" w:lineRule="auto" w:before="0" w:after="0"/>
+              <w:ind w:firstLine="0"/>
+              <w:jc w:val="left"/>
+            </w:pPr>
+            <w:r>
+              <w:rPr>
+                <w:rFonts w:ascii="Times New Roman" w:hAnsi="Times New Roman"/>
+                <w:b w:val="0"/>
+                <w:color w:val="000000"/>
+                <w:sz w:val="24"/>
+              </w:rPr>
+              <w:t xml:space="preserve">Проверенный корпус ещё не собран; требуются сопоставимые судна, функции и условия</w:t>
+            </w:r>
+          </w:p>
+        </w:tc>
+        <w:tc>
+          <w:tcPr/>
+          <w:p>
+            <w:pPr>
+              <w:pStyle w:val="Compact"/>
+              <w:spacing w:line="240" w:lineRule="auto" w:before="0" w:after="0"/>
+              <w:ind w:firstLine="0"/>
+              <w:jc w:val="left"/>
+            </w:pPr>
+            <w:r>
+              <w:rPr>
+                <w:rFonts w:ascii="Times New Roman" w:hAnsi="Times New Roman"/>
+                <w:b w:val="0"/>
+                <w:color w:val="000000"/>
+                <w:sz w:val="24"/>
+              </w:rPr>
+              <w:t xml:space="preserve">Сравнение фактических описаний без рейтинга стран</w:t>
+            </w:r>
+          </w:p>
+        </w:tc>
+      </w:tr>
+      <w:tr>
+        <w:tc>
+          <w:tcPr/>
+          <w:p>
+            <w:pPr>
+              <w:pStyle w:val="Compact"/>
+              <w:spacing w:line="240" w:lineRule="auto" w:before="0" w:after="0"/>
+              <w:ind w:firstLine="0"/>
+              <w:jc w:val="left"/>
+            </w:pPr>
+            <w:r>
+              <w:rPr>
+                <w:rFonts w:ascii="Times New Roman" w:hAnsi="Times New Roman"/>
+                <w:b w:val="0"/>
+                <w:color w:val="000000"/>
+                <w:sz w:val="24"/>
+              </w:rPr>
+              <w:t xml:space="preserve">Общий анализ</w:t>
+            </w:r>
+          </w:p>
+        </w:tc>
+        <w:tc>
+          <w:tcPr/>
+          <w:p>
+            <w:pPr>
+              <w:pStyle w:val="Compact"/>
+              <w:spacing w:line="240" w:lineRule="auto" w:before="0" w:after="0"/>
+              <w:ind w:firstLine="0"/>
+              <w:jc w:val="left"/>
+            </w:pPr>
+            <w:r>
+              <w:rPr>
+                <w:rFonts w:ascii="Times New Roman" w:hAnsi="Times New Roman"/>
+                <w:b w:val="0"/>
+                <w:color w:val="000000"/>
+                <w:sz w:val="24"/>
+              </w:rPr>
+              <w:t xml:space="preserve">3.1–3.6</w:t>
+            </w:r>
+          </w:p>
+        </w:tc>
+        <w:tc>
+          <w:tcPr/>
+          <w:p>
+            <w:pPr>
+              <w:pStyle w:val="Compact"/>
+              <w:spacing w:line="240" w:lineRule="auto" w:before="0" w:after="0"/>
+              <w:ind w:firstLine="0"/>
+              <w:jc w:val="left"/>
+            </w:pPr>
+            <w:r>
+              <w:rPr>
+                <w:rFonts w:ascii="Times New Roman" w:hAnsi="Times New Roman"/>
+                <w:b w:val="0"/>
+                <w:color w:val="000000"/>
+                <w:sz w:val="24"/>
+              </w:rPr>
+              <w:t xml:space="preserve">Рабочий протокол предложен; опора на требования и проверенные карточки, дополнительные научные работы ещё нужны</w:t>
+            </w:r>
+          </w:p>
+        </w:tc>
+        <w:tc>
+          <w:tcPr/>
+          <w:p>
+            <w:pPr>
+              <w:pStyle w:val="Compact"/>
+              <w:spacing w:line="240" w:lineRule="auto" w:before="0" w:after="0"/>
+              <w:ind w:firstLine="0"/>
+              <w:jc w:val="left"/>
+            </w:pPr>
+            <w:r>
+              <w:rPr>
+                <w:rFonts w:ascii="Times New Roman" w:hAnsi="Times New Roman"/>
+                <w:b w:val="0"/>
+                <w:color w:val="000000"/>
+                <w:sz w:val="24"/>
+              </w:rPr>
+              <w:t xml:space="preserve">Заполненная матрица, разбор ситуаций и границы доказательств</w:t>
+            </w:r>
+          </w:p>
+        </w:tc>
+      </w:tr>
+      <w:tr>
+        <w:tc>
+          <w:tcPr/>
+          <w:p>
+            <w:pPr>
+              <w:pStyle w:val="Compact"/>
+              <w:spacing w:line="240" w:lineRule="auto" w:before="0" w:after="0"/>
+              <w:ind w:firstLine="0"/>
+              <w:jc w:val="left"/>
+            </w:pPr>
+            <w:r>
+              <w:rPr>
+                <w:rFonts w:ascii="Times New Roman" w:hAnsi="Times New Roman"/>
+                <w:b w:val="0"/>
+                <w:color w:val="000000"/>
+                <w:sz w:val="24"/>
+              </w:rPr>
+              <w:t xml:space="preserve">Внедрение и районный пример</w:t>
+            </w:r>
+          </w:p>
+        </w:tc>
+        <w:tc>
+          <w:tcPr/>
+          <w:p>
+            <w:pPr>
+              <w:pStyle w:val="Compact"/>
+              <w:spacing w:line="240" w:lineRule="auto" w:before="0" w:after="0"/>
+              <w:ind w:firstLine="0"/>
+              <w:jc w:val="left"/>
+            </w:pPr>
+            <w:r>
+              <w:rPr>
+                <w:rFonts w:ascii="Times New Roman" w:hAnsi="Times New Roman"/>
+                <w:b w:val="0"/>
+                <w:color w:val="000000"/>
+                <w:sz w:val="24"/>
+              </w:rPr>
+              <w:t xml:space="preserve">4.1–4.4</w:t>
+            </w:r>
+          </w:p>
+        </w:tc>
+        <w:tc>
+          <w:tcPr/>
+          <w:p>
+            <w:pPr>
+              <w:pStyle w:val="Compact"/>
+              <w:spacing w:line="240" w:lineRule="auto" w:before="0" w:after="0"/>
+              <w:ind w:firstLine="0"/>
+              <w:jc w:val="left"/>
+            </w:pPr>
+            <w:r>
+              <w:rPr>
+                <w:rFonts w:ascii="Times New Roman" w:hAnsi="Times New Roman"/>
+                <w:b w:val="0"/>
+                <w:color w:val="000000"/>
+                <w:sz w:val="24"/>
+              </w:rPr>
+              <w:t xml:space="preserve">Рекомендации зависят от результатов главы 3; районные источники не выбраны</w:t>
+            </w:r>
+          </w:p>
+        </w:tc>
+        <w:tc>
+          <w:tcPr/>
+          <w:p>
+            <w:pPr>
+              <w:pStyle w:val="Compact"/>
+              <w:spacing w:line="240" w:lineRule="auto" w:before="0" w:after="0"/>
+              <w:ind w:firstLine="0"/>
+              <w:jc w:val="left"/>
+            </w:pPr>
+            <w:r>
+              <w:rPr>
+                <w:rFonts w:ascii="Times New Roman" w:hAnsi="Times New Roman"/>
+                <w:b w:val="0"/>
+                <w:color w:val="000000"/>
+                <w:sz w:val="24"/>
+              </w:rPr>
+              <w:t xml:space="preserve">Условные рекомендации, проверка одного-двух сценариев на данных района</w:t>
+            </w:r>
+          </w:p>
+        </w:tc>
+      </w:tr>
+    </w:tbl>
+    <w:p>
+      <w:pPr>
+        <w:pStyle w:val="BodyText"/>
       </w:pPr>
       <w:r>
         <w:rPr>
           <w:b w:val="0"/>
         </w:rPr>
-        <w:t xml:space="preserve">После ответов уточним исследовательский вопрос и назначение каждого раздела. Обсуждение собственных выводов, новизны и рекомендаций продолжается по мере проверки источников; предварительный план не фиксирует их заранее.</w:t>
+        <w:t xml:space="preserve">Матрица и результаты в последнем столбце — будущие результаты этапов, а не уже полученные выводы или заявление новизны. Бюджет объёма пересматривается после сборки, чтобы теоретическое изложение не вытеснило аналитическую часть.</w:t>
       </w:r>
     </w:p>
-    <w:bookmarkEnd w:id="51"/>
     <w:bookmarkEnd w:id="52"/>
+    <w:bookmarkEnd w:id="53"/>
     <w:sectPr>
       <w:footerReference r:id="rId9" w:type="default"/>
       <w:pgSz w:h="16838" w:w="11906"/>
@@ -2662,36 +3209,6 @@
   </w:num>
   <w:num w:numId="1002">
     <w:abstractNumId w:val="991"/>
-  </w:num>
-  <w:num w:numId="1003">
-    <w:abstractNumId w:val="99411"/>
-    <w:lvlOverride w:ilvl="0">
-      <w:startOverride w:val="1"/>
-    </w:lvlOverride>
-    <w:lvlOverride w:ilvl="1">
-      <w:startOverride w:val="1"/>
-    </w:lvlOverride>
-    <w:lvlOverride w:ilvl="2">
-      <w:startOverride w:val="1"/>
-    </w:lvlOverride>
-    <w:lvlOverride w:ilvl="3">
-      <w:startOverride w:val="1"/>
-    </w:lvlOverride>
-    <w:lvlOverride w:ilvl="4">
-      <w:startOverride w:val="1"/>
-    </w:lvlOverride>
-    <w:lvlOverride w:ilvl="5">
-      <w:startOverride w:val="1"/>
-    </w:lvlOverride>
-    <w:lvlOverride w:ilvl="6">
-      <w:startOverride w:val="1"/>
-    </w:lvlOverride>
-    <w:lvlOverride w:ilvl="7">
-      <w:startOverride w:val="1"/>
-    </w:lvlOverride>
-    <w:lvlOverride w:ilvl="8">
-      <w:startOverride w:val="1"/>
-    </w:lvlOverride>
   </w:num>
 </w:numbering>
 </file>

--- a/research/plan.docx
+++ b/research/plan.docx
@@ -91,7 +91,7 @@
         <w:rPr>
           <w:b w:val="0"/>
         </w:rPr>
-        <w:t xml:space="preserve">Предлагаемая цель: выявить возможности и ограничения применения технологий автономного судовождения при плавании в узкостях и обосновать направления их внедрения на российском морском флоте на основе проверенных источников и сравнительного анализа.</w:t>
+        <w:t xml:space="preserve">Цель, принятая в рабочем введении: определить условия и ограничения применения технологий автономного судовождения при плавании в узкостях и обосновать направления их внедрения на морском флоте на основе анализа нормативных требований, документированных проектов и навигационных ситуаций.</w:t>
       </w:r>
     </w:p>
     <w:p>
@@ -102,7 +102,7 @@
         <w:rPr>
           <w:b w:val="0"/>
         </w:rPr>
-        <w:t xml:space="preserve">Предлагаемый объект: судовождение при плавании морских судов в узкостях. Предлагаемый предмет: технические, навигационные, нормативные и организационные условия применения автономного и дистанционного управления в таких условиях. Эти формулировки обсуждаем; тема пока не задаёт конкретный тип судна и степень автономности.</w:t>
+        <w:t xml:space="preserve">Объект, принятый в рабочем введении: применение технологий автономного судовождения на морских судах. Предмет: функции обнаружения опасности, оценки навигационной обстановки и управления движением в условиях ограниченного пространства, а также условия распределения управления между системой и человеком. Формулировки подлежат согласованию с руководителем; тема пока не задаёт конкретный тип судна и степень автономности. Семь подробных задач ниже объединены во введении в четыре задачи по числу основных разделов; их содержание сохраняется.</w:t>
       </w:r>
     </w:p>
     <w:p>
@@ -346,13 +346,13 @@
       </w:r>
     </w:p>
     <w:bookmarkEnd w:id="24"/>
-    <w:bookmarkStart w:id="25" w:name="нормативные-требования."/>
+    <w:bookmarkStart w:id="25" w:name="Xe84aa0942df4005e7ce02078168e7e65d1aa475"/>
     <w:p>
       <w:pPr>
         <w:pStyle w:val="Heading4"/>
       </w:pPr>
       <w:r>
-        <w:t>1.4 Нормативные требования</w:t>
+        <w:t>1.4 Нормативные требования и границы разрешённых режимов</w:t>
       </w:r>
     </w:p>
     <w:p>
@@ -392,22 +392,22 @@
     </w:p>
     <w:bookmarkEnd w:id="25"/>
     <w:bookmarkEnd w:id="26"/>
-    <w:bookmarkStart w:id="32" w:name="X7ad969ceb6cb44c04a47c26d63ca6d9a8a75447"/>
+    <w:bookmarkStart w:id="32" w:name="X7d461e5545e37f02f20229538d89742f1704e62"/>
     <w:p>
       <w:pPr>
         <w:pStyle w:val="Heading3"/>
       </w:pPr>
       <w:r>
-        <w:t>2 Российские технологии автономного судовождения и зарубежный опыт</w:t>
+        <w:t>2 Российский и зарубежный опыт применения технологий автономного судовождения</w:t>
       </w:r>
     </w:p>
-    <w:bookmarkStart w:id="27" w:name="X21c2c2c3470c1970d7499b3d06b005993186e95"/>
+    <w:bookmarkStart w:id="27" w:name="X0e154a710193a3d37840cf55d1bdb310adbf611"/>
     <w:p>
       <w:pPr>
         <w:pStyle w:val="Heading4"/>
       </w:pPr>
       <w:r>
-        <w:t>2.1 Развитие автономного судовождения в России</w:t>
+        <w:t>2.1 Документированные этапы российских проектов</w:t>
       </w:r>
     </w:p>
     <w:p>
@@ -422,13 +422,13 @@
       </w:r>
     </w:p>
     <w:bookmarkEnd w:id="27"/>
-    <w:bookmarkStart w:id="28" w:name="X394f1f9718037b9adaf9105187ef525b1277d0a"/>
+    <w:bookmarkStart w:id="28" w:name="X14294cb297149d55a636c77a89cd030e6f3a0a0"/>
     <w:p>
       <w:pPr>
         <w:pStyle w:val="Heading4"/>
       </w:pPr>
       <w:r>
-        <w:t>2.2 Российские технические решения и навигационные функции</w:t>
+        <w:t>2.2 Функции комплекса и распределение управления</w:t>
       </w:r>
     </w:p>
     <w:p>
@@ -443,13 +443,13 @@
       </w:r>
     </w:p>
     <w:bookmarkEnd w:id="28"/>
-    <w:bookmarkStart w:id="29" w:name="российские-испытания-и-опыт-применения."/>
+    <w:bookmarkStart w:id="29" w:name="Xb124f00c106dade60082e7483d66cae375438cf"/>
     <w:p>
       <w:pPr>
         <w:pStyle w:val="Heading4"/>
       </w:pPr>
       <w:r>
-        <w:t>2.3 Российские испытания и опыт применения</w:t>
+        <w:t>2.3 Условия проверки и значение для плавания в узкостях</w:t>
       </w:r>
     </w:p>
     <w:p>
@@ -2135,7 +2135,7 @@
         <w:rPr>
           <w:b w:val="0"/>
         </w:rPr>
-        <w:t xml:space="preserve">Код специальности, кафедра, сроки, задание руководителя и приемлемость предлагаемой практической части ещё неизвестны. Эти сведения нужны для утверждения и окончательной сборки. Их отсутствие не блокирует подготовку основы и проверку материалов. Новые вопросы формулируются по конкретному нерешённому содержательному решению, без повторного интервью по уже полученным ответам.</w:t>
+        <w:t xml:space="preserve">Пользователь сообщил специальность 26.05.05 Судовождение, ФИО и группу S-612; год защиты из ответа понят как 2026. Кафедру и руководителя пока не вписываем по его просьбе. Срок сдачи и факультет не установлены; отдельного задания кроме темы нет. Метод практической части ещё предстоит согласовать. Эти сведения нужны для утверждения и окончательной сборки; их отсутствие не блокирует подготовку основы и проверку материалов. Новые вопросы формулируются по конкретному нерешённому содержательному решению, без повторного интервью по уже полученным ответам.</w:t>
       </w:r>
     </w:p>
     <w:p>
@@ -2707,13 +2707,15 @@
       <w:ind w:firstLine="0"/>
       <w:jc w:val="center"/>
     </w:pPr>
-    <w:r>
-      <w:rPr>
-        <w:rFonts w:ascii="Times New Roman" w:hAnsi="Times New Roman"/>
-        <w:sz w:val="24"/>
-      </w:rPr>
-      <w:fldSimple w:instr="PAGE"/>
-    </w:r>
+    <w:fldSimple w:instr="PAGE">
+      <w:r>
+        <w:rPr>
+          <w:rFonts w:ascii="Times New Roman" w:hAnsi="Times New Roman"/>
+          <w:sz w:val="24"/>
+        </w:rPr>
+        <w:t>2</w:t>
+      </w:r>
+    </w:fldSimple>
   </w:p>
 </w:ftr>
 </file>

--- a/research/plan.docx
+++ b/research/plan.docx
@@ -2,7 +2,7 @@
 <file path=word/document.xml><?xml version="1.0" encoding="utf-8"?>
 <w:document xmlns:w="http://schemas.openxmlformats.org/wordprocessingml/2006/main" xmlns:m="http://schemas.openxmlformats.org/officeDocument/2006/math" xmlns:r="http://schemas.openxmlformats.org/officeDocument/2006/relationships" xmlns:o="urn:schemas-microsoft-com:office:office" xmlns:v="urn:schemas-microsoft-com:vml" xmlns:w10="urn:schemas-microsoft-com:office:word" xmlns:a="http://schemas.openxmlformats.org/drawingml/2006/main" xmlns:pic="http://schemas.openxmlformats.org/drawingml/2006/picture" xmlns:wp="http://schemas.openxmlformats.org/drawingml/2006/wordprocessingDrawing">
   <w:body>
-    <w:bookmarkStart w:id="53" w:name="Xc99342c9479794a5dddc33aa48fda055ec6a79c"/>
+    <w:bookmarkStart w:id="50" w:name="Xc99342c9479794a5dddc33aa48fda055ec6a79c"/>
     <w:p>
       <w:pPr>
         <w:pStyle w:val="Heading1"/>
@@ -30,26 +30,7 @@
         <w:rPr>
           <w:b w:val="0"/>
         </w:rPr>
-        <w:t xml:space="preserve">Уровень: специалитет. Статус: предварительный план для обсуждения с автором и руководителем. Проведена проверка структуры и текущих материалов по Academic Research Suite на 09.10.2026; отчёт —</w:t>
-      </w:r>
-      <w:r>
-        <w:rPr>
-          <w:b w:val="0"/>
-        </w:rPr>
-        <w:t xml:space="preserve"> </w:t>
-      </w:r>
-      <w:r>
-        <w:rPr>
-          <w:rStyle w:val="VerbatimChar"/>
-          <w:b w:val="0"/>
-        </w:rPr>
-        <w:t xml:space="preserve">review-2026-10-09.md</w:t>
-      </w:r>
-      <w:r>
-        <w:rPr>
-          <w:b w:val="0"/>
-        </w:rPr>
-        <w:t xml:space="preserve">. Проверены используемые фрагменты международных документов, сообщения российских проектов и выбранные части семи учебных PDF. Результаты сравнительного исследования и выводы ещё не получены.</w:t>
+        <w:t xml:space="preserve">Редакция от 09.10.2026 после обсуждения с автором. Пользователь поддержал четыре главы, отдельную российскую главу, зарубежный подраздел после неё и районный пример в конце; дополнительно попросил отдельно раскрыть понятие узкости. Для преподавателя подготовлено краткое содержание contents-plan.md и .docx. Этот план не является утверждённым кафедральным заданием. Текущий диплом сохраняет прежнюю нумерацию до следующего этапа переработки.</w:t>
       </w:r>
     </w:p>
     <w:bookmarkStart w:id="20" w:name="исследовательский-замысел"/>
@@ -69,7 +50,7 @@
         <w:rPr>
           <w:b w:val="0"/>
         </w:rPr>
-        <w:t xml:space="preserve">Подтверждённое направление: общий анализ применения автономного судовождения в узкостях, с приоритетом российских проектов и последующим сопоставлением с японским опытом. В конце основной части — отдельный район как иллюстративный пример. Привязка всей работы к одному району не требуется.</w:t>
+        <w:t xml:space="preserve">Исследовательский вопрос: какие условия, технические функции и организационные меры определяют применимость автономного судовождения в узкостях и какие ограничения подтверждаются российским и зарубежным опытом?</w:t>
       </w:r>
     </w:p>
     <w:p>
@@ -80,7 +61,7 @@
         <w:rPr>
           <w:b w:val="0"/>
         </w:rPr>
-        <w:t xml:space="preserve">Предлагаемый исследовательский вопрос: какие условия, технические функции и организационные меры определяют применимость автономного судовождения в узкостях и какие ограничения подтверждаются российским и зарубежным опытом?</w:t>
+        <w:t xml:space="preserve">Цель: определить условия и ограничения применения технологий автономного судовождения при плавании в узкостях и обосновать направления их внедрения на морском флоте на основе анализа нормативных требований, документированных проектов и навигационных ситуаций.</w:t>
       </w:r>
     </w:p>
     <w:p>
@@ -91,7 +72,7 @@
         <w:rPr>
           <w:b w:val="0"/>
         </w:rPr>
-        <w:t xml:space="preserve">Цель, принятая в рабочем введении: определить условия и ограничения применения технологий автономного судовождения при плавании в узкостях и обосновать направления их внедрения на морском флоте на основе анализа нормативных требований, документированных проектов и навигационных ситуаций.</w:t>
+        <w:t xml:space="preserve">Объект: применение технологий автономного судовождения на морских судах. Предмет: функции обнаружения опасности, оценки навигационной обстановки и управления движением в условиях ограниченного пространства, а также условия распределения управления между системой и человеком.</w:t>
       </w:r>
     </w:p>
     <w:p>
@@ -102,18 +83,792 @@
         <w:rPr>
           <w:b w:val="0"/>
         </w:rPr>
-        <w:t xml:space="preserve">Объект, принятый в рабочем введении: применение технологий автономного судовождения на морских судах. Предмет: функции обнаружения опасности, оценки навигационной обстановки и управления движением в условиях ограниченного пространства, а также условия распределения управления между системой и человеком. Формулировки подлежат согласованию с руководителем; тема пока не задаёт конкретный тип судна и степень автономности. Семь подробных задач ниже объединены во введении в четыре задачи по числу основных разделов; их содержание сохраняется.</w:t>
+        <w:t xml:space="preserve">Задачи по главам: (1) установить терминологическую, техническую и нормативную основу; (2) систематизировать российский опыт; (3) сопоставить его с японскими примерами и оценить применимость функций по сценариям; (4) обосновать условия внедрения, изменение роли экипажа и применить анализ к одному району. После согласования плана задачи введения следует привести к этой редакции. Собственные результаты, эффективность и научная новизна заранее не заявляются.</w:t>
+      </w:r>
+    </w:p>
+    <w:bookmarkEnd w:id="20"/>
+    <w:bookmarkStart w:id="45" w:name="подробное-содержание"/>
+    <w:p>
+      <w:pPr>
+        <w:pStyle w:val="Heading2"/>
+      </w:pPr>
+      <w:r>
+        <w:t>2 ПОДРОБНОЕ СОДЕРЖАНИЕ</w:t>
+      </w:r>
+    </w:p>
+    <w:bookmarkStart w:id="21" w:name="введение"/>
+    <w:p>
+      <w:pPr>
+        <w:pStyle w:val="Heading3"/>
+      </w:pPr>
+      <w:r>
+        <w:t>Введение</w:t>
       </w:r>
     </w:p>
     <w:p>
       <w:pPr>
-        <w:pStyle w:val="BodyText"/>
+        <w:pStyle w:val="FirstParagraph"/>
       </w:pPr>
       <w:r>
         <w:rPr>
           <w:b w:val="0"/>
         </w:rPr>
-        <w:t xml:space="preserve">Рабочие задачи:</w:t>
+        <w:t xml:space="preserve">Обосновать актуальность через навигационные задачи, сформулировать цель, объект, предмет, задачи, методы и границы исследования. Заключительную редакцию согласовать с реально выполненным анализом.</w:t>
+      </w:r>
+    </w:p>
+    <w:bookmarkEnd w:id="21"/>
+    <w:bookmarkStart w:id="27" w:name="X32bd3c32c28b10d1426470eb95294bd15528921"/>
+    <w:p>
+      <w:pPr>
+        <w:pStyle w:val="Heading3"/>
+      </w:pPr>
+      <w:r>
+        <w:t>1 Теоретические основы автономного судовождения и проблемы его применения в узкостях</w:t>
+      </w:r>
+    </w:p>
+    <w:bookmarkStart w:id="22" w:name="X7b31ea6e53ab8844eccc02b084767730395f649"/>
+    <w:p>
+      <w:pPr>
+        <w:pStyle w:val="Heading4"/>
+      </w:pPr>
+      <w:r>
+        <w:t>1.1 Основные понятия и режимы автономного судовождения</w:t>
+      </w:r>
+    </w:p>
+    <w:p>
+      <w:pPr>
+        <w:pStyle w:val="FirstParagraph"/>
+      </w:pPr>
+      <w:r>
+        <w:rPr>
+          <w:b w:val="0"/>
+        </w:rPr>
+        <w:t xml:space="preserve">Раскрыть автономность, автоматизацию, дистанционное управление и участие человека. Датировать используемую классификацию и не смешивать описание функции с юридическим статусом судна.</w:t>
+      </w:r>
+    </w:p>
+    <w:p>
+      <w:pPr>
+        <w:pStyle w:val="BodyText"/>
+      </w:pPr>
+      <w:r>
+        <w:rPr>
+          <w:b w:val="0"/>
+        </w:rPr>
+        <w:t xml:space="preserve">Опора и пробелы: S001–S003: международные первичные документы и официальный обзор; определения и историческая классификация уже частично проверены.</w:t>
+      </w:r>
+    </w:p>
+    <w:bookmarkEnd w:id="22"/>
+    <w:bookmarkStart w:id="23" w:name="Xb74daba4e2737b0bcd57a7b90b6a6e8a4fa6c33"/>
+    <w:p>
+      <w:pPr>
+        <w:pStyle w:val="Heading4"/>
+      </w:pPr>
+      <w:r>
+        <w:t>1.2 Понятие узкости и связанные навигационные понятия</w:t>
+      </w:r>
+    </w:p>
+    <w:p>
+      <w:pPr>
+        <w:pStyle w:val="FirstParagraph"/>
+      </w:pPr>
+      <w:r>
+        <w:rPr>
+          <w:b w:val="0"/>
+        </w:rPr>
+        <w:t xml:space="preserve">Дать определения узкости, узкого прохода, фарватера, канала и пролива по проверенным источникам. Объяснить соотношение этих понятий, их навигационное и правовое употребление; показать значение доступного пространства относительно размеров и маневренных характеристик судна. Не назначать произвольный универсальный порог ширины и не считать перечисленные понятия взаимозаменяемыми без обоснования.</w:t>
+      </w:r>
+    </w:p>
+    <w:p>
+      <w:pPr>
+        <w:pStyle w:val="BodyText"/>
+      </w:pPr>
+      <w:r>
+        <w:rPr>
+          <w:b w:val="0"/>
+        </w:rPr>
+        <w:t xml:space="preserve">Опора и пробелы: Нужны профильный учебник судовождения с установленными выходными данными, полный текст применимых правил и при необходимости официальные определения. S005 — только обзор правил; S006 — планирование рейса. Они не закрывают весь терминологический подраздел.</w:t>
+      </w:r>
+    </w:p>
+    <w:bookmarkEnd w:id="23"/>
+    <w:bookmarkStart w:id="24" w:name="X83d7aac569ed95c53c7107b55002bc49911352e"/>
+    <w:p>
+      <w:pPr>
+        <w:pStyle w:val="Heading4"/>
+      </w:pPr>
+      <w:r>
+        <w:t>1.3 Технические средства и принципы работы автономной системы судовождения</w:t>
+      </w:r>
+    </w:p>
+    <w:p>
+      <w:pPr>
+        <w:pStyle w:val="FirstParagraph"/>
+      </w:pPr>
+      <w:r>
+        <w:rPr>
+          <w:b w:val="0"/>
+        </w:rPr>
+        <w:t xml:space="preserve">Объяснить получение данных, обнаружение и сопровождение объектов, оценку обстановки, планирование и исполнение движения. Рассмотреть связь, контроль и передачу управления; описание отдельного комплекса не обобщать на все суда.</w:t>
+      </w:r>
+    </w:p>
+    <w:p>
+      <w:pPr>
+        <w:pStyle w:val="BodyText"/>
+      </w:pPr>
+      <w:r>
+        <w:rPr>
+          <w:b w:val="0"/>
+        </w:rPr>
+        <w:t xml:space="preserve">Опора и пробелы: S001 и выбранные фрагменты S012–S017; требуются научные работы по обнаружению, согласованию наблюдений и оценке неопределённости.</w:t>
+      </w:r>
+    </w:p>
+    <w:bookmarkEnd w:id="24"/>
+    <w:bookmarkStart w:id="25" w:name="Xbcd0a5bef6fe0c0ee0b7b7193d27d08188580c1"/>
+    <w:p>
+      <w:pPr>
+        <w:pStyle w:val="Heading4"/>
+      </w:pPr>
+      <w:r>
+        <w:t>1.4 Основные навигационные проблемы при плавании в узкостях</w:t>
+      </w:r>
+    </w:p>
+    <w:p>
+      <w:pPr>
+        <w:pStyle w:val="FirstParagraph"/>
+      </w:pPr>
+      <w:r>
+        <w:rPr>
+          <w:b w:val="0"/>
+        </w:rPr>
+        <w:t xml:space="preserve">Связать ограничения пути и глубин со встречным движением, изгибами, условиями видимости и временем на решение. Сформировать перечень задач обнаружения опасности и понимания обстановки. Термины из 1.2 здесь используются, а не определяются повторно.</w:t>
+      </w:r>
+    </w:p>
+    <w:p>
+      <w:pPr>
+        <w:pStyle w:val="BodyText"/>
+      </w:pPr>
+      <w:r>
+        <w:rPr>
+          <w:b w:val="0"/>
+        </w:rPr>
+        <w:t xml:space="preserve">Опора и пробелы: S001, S005–S006; для точного правового разбора нужен полный текст правил, для технических утверждений — исследования и навигационная литература.</w:t>
+      </w:r>
+    </w:p>
+    <w:bookmarkEnd w:id="25"/>
+    <w:bookmarkStart w:id="26" w:name="X17631ca83a6682466278d36fac8f1e6388f32dc"/>
+    <w:p>
+      <w:pPr>
+        <w:pStyle w:val="Heading4"/>
+      </w:pPr>
+      <w:r>
+        <w:t>1.5 Международные требования к безопасности автономного судовождения</w:t>
+      </w:r>
+    </w:p>
+    <w:p>
+      <w:pPr>
+        <w:pStyle w:val="FirstParagraph"/>
+      </w:pPr>
+      <w:r>
+        <w:rPr>
+          <w:b w:val="0"/>
+        </w:rPr>
+        <w:t xml:space="preserve">Рассмотреть наблюдение, предупреждение столкновений, планирование перехода, эксплуатационные границы, испытания и человеческий контроль. Для каждого документа установить дату, статус и область действия; российские условия конкретизируются в 2.4.</w:t>
+      </w:r>
+    </w:p>
+    <w:p>
+      <w:pPr>
+        <w:pStyle w:val="BodyText"/>
+      </w:pPr>
+      <w:r>
+        <w:rPr>
+          <w:b w:val="0"/>
+        </w:rPr>
+        <w:t xml:space="preserve">Опора и пробелы: S001–S006. Кодекс MASS 2026 года не выдавать за универсальный обязательный режим; применимость норм к судну проверять отдельно.</w:t>
+      </w:r>
+    </w:p>
+    <w:bookmarkEnd w:id="26"/>
+    <w:bookmarkEnd w:id="27"/>
+    <w:bookmarkStart w:id="32" w:name="Xecb2f83da9f9d6c6e101603d0090d8ab0d185de"/>
+    <w:p>
+      <w:pPr>
+        <w:pStyle w:val="Heading3"/>
+      </w:pPr>
+      <w:r>
+        <w:t>2 Российский опыт разработки и применения технологий автономного судовождения</w:t>
+      </w:r>
+    </w:p>
+    <w:bookmarkStart w:id="28" w:name="X47a90e6a9021bb1f4ef54dd3048c7f47bf53a52"/>
+    <w:p>
+      <w:pPr>
+        <w:pStyle w:val="Heading4"/>
+      </w:pPr>
+      <w:r>
+        <w:t>2.1 Развитие автономного судовождения в России и основные проекты</w:t>
+      </w:r>
+    </w:p>
+    <w:p>
+      <w:pPr>
+        <w:pStyle w:val="FirstParagraph"/>
+      </w:pPr>
+      <w:r>
+        <w:rPr>
+          <w:b w:val="0"/>
+        </w:rPr>
+        <w:t xml:space="preserve">Представить отобранные российские проекты, участников и этапы развития. Краткие карточки отвечают на вопросы, что разработано, для какого судна и когда; техническое устройство и результаты подробно рассматриваются в следующих подразделах.</w:t>
+      </w:r>
+    </w:p>
+    <w:p>
+      <w:pPr>
+        <w:pStyle w:val="BodyText"/>
+      </w:pPr>
+      <w:r>
+        <w:rPr>
+          <w:b w:val="0"/>
+        </w:rPr>
+        <w:t xml:space="preserve">Опора и пробелы: S007–S010: сообщения участника нескольких проектов. Необходимы расширение российской выборки и материалы эксплуатантов.</w:t>
+      </w:r>
+    </w:p>
+    <w:bookmarkEnd w:id="28"/>
+    <w:bookmarkStart w:id="29" w:name="Xfa03b821a3d04b2b82eba457d14d08fe6c4446c"/>
+    <w:p>
+      <w:pPr>
+        <w:pStyle w:val="Heading4"/>
+      </w:pPr>
+      <w:r>
+        <w:t>2.2 Российские технические решения и реализованные навигационные функции</w:t>
+      </w:r>
+    </w:p>
+    <w:p>
+      <w:pPr>
+        <w:pStyle w:val="FirstParagraph"/>
+      </w:pPr>
+      <w:r>
+        <w:rPr>
+          <w:b w:val="0"/>
+        </w:rPr>
+        <w:t xml:space="preserve">Разобрать подтверждённые функции российских комплексов, средства наблюдения, оценку обстановки и распределение задач между системой, экипажем и береговым оператором. Отделить заявленное назначение оборудования от проверенной работоспособности.</w:t>
+      </w:r>
+    </w:p>
+    <w:p>
+      <w:pPr>
+        <w:pStyle w:val="BodyText"/>
+      </w:pPr>
+      <w:r>
+        <w:rPr>
+          <w:b w:val="0"/>
+        </w:rPr>
+        <w:t xml:space="preserve">Опора и пробелы: S007–S010, применимые фрагменты S012–S017; нужны первичные технические документы конкретных проектов.</w:t>
+      </w:r>
+    </w:p>
+    <w:bookmarkEnd w:id="29"/>
+    <w:bookmarkStart w:id="30" w:name="X2c06ba4c338109fe3e1cc2c55bd0936aebb2127"/>
+    <w:p>
+      <w:pPr>
+        <w:pStyle w:val="Heading4"/>
+      </w:pPr>
+      <w:r>
+        <w:t>2.3 Испытания и эксплуатация российских систем: результаты и ограничения</w:t>
+      </w:r>
+    </w:p>
+    <w:p>
+      <w:pPr>
+        <w:pStyle w:val="FirstParagraph"/>
+      </w:pPr>
+      <w:r>
+        <w:rPr>
+          <w:b w:val="0"/>
+        </w:rPr>
+        <w:t xml:space="preserve">Сопоставить датированные эпизоды по судну, району, режиму, наличию экипажа и описанному результату. Отдельно установить, что действительно испытано в узкостях. Различать демонстрацию, испытание, начало рейса и подтверждённую эксплуатацию.</w:t>
+      </w:r>
+    </w:p>
+    <w:p>
+      <w:pPr>
+        <w:pStyle w:val="BodyText"/>
+      </w:pPr>
+      <w:r>
+        <w:rPr>
+          <w:b w:val="0"/>
+        </w:rPr>
+        <w:t xml:space="preserve">Опора и пробелы: S007–S010 ограничены заявлениями участника; нужны протоколы, документы одобрения и сведения эксплуатантов. Отсутствие публикации не доказывает отсутствие функции.</w:t>
+      </w:r>
+    </w:p>
+    <w:bookmarkEnd w:id="30"/>
+    <w:bookmarkStart w:id="31" w:name="X075c319b15b3c74495d153d38fd6da909ae8d72"/>
+    <w:p>
+      <w:pPr>
+        <w:pStyle w:val="Heading4"/>
+      </w:pPr>
+      <w:r>
+        <w:t>2.4 Нормативные и организационные условия применения автономного судовождения в России</w:t>
+      </w:r>
+    </w:p>
+    <w:p>
+      <w:pPr>
+        <w:pStyle w:val="FirstParagraph"/>
+      </w:pPr>
+      <w:r>
+        <w:rPr>
+          <w:b w:val="0"/>
+        </w:rPr>
+        <w:t xml:space="preserve">Проверить действующие национальные акты, применимые правила классификации, условия испытаний и распределение ответственности. Связать правовой режим с конкретным судном и эксплуатацией, избегая повторного пересказа международных документов из 1.5.</w:t>
+      </w:r>
+    </w:p>
+    <w:p>
+      <w:pPr>
+        <w:pStyle w:val="BodyText"/>
+      </w:pPr>
+      <w:r>
+        <w:rPr>
+          <w:b w:val="0"/>
+        </w:rPr>
+        <w:t xml:space="preserve">Опора и пробелы: Проверенный корпус действующих российских первичных актов и удостоверений ещё не собран. Учебный раздел S011 служит указателем поиска, а не подтверждением актуального права.</w:t>
+      </w:r>
+    </w:p>
+    <w:bookmarkEnd w:id="31"/>
+    <w:bookmarkEnd w:id="32"/>
+    <w:bookmarkStart w:id="37" w:name="X588483d6571d7c684a9955f4ee769d23f956f40"/>
+    <w:p>
+      <w:pPr>
+        <w:pStyle w:val="Heading3"/>
+      </w:pPr>
+      <w:r>
+        <w:t>3 Анализ применимости технологий автономного судовождения при плавании в узкостях</w:t>
+      </w:r>
+    </w:p>
+    <w:bookmarkStart w:id="33" w:name="Xd18f8f38ebafc8f0a82e819325daa586e635fad"/>
+    <w:p>
+      <w:pPr>
+        <w:pStyle w:val="Heading4"/>
+      </w:pPr>
+      <w:r>
+        <w:t>3.1 Зарубежный опыт решения навигационных задач автономного судовождения на примере японских проектов</w:t>
+      </w:r>
+    </w:p>
+    <w:p>
+      <w:pPr>
+        <w:pStyle w:val="FirstParagraph"/>
+      </w:pPr>
+      <w:r>
+        <w:rPr>
+          <w:b w:val="0"/>
+        </w:rPr>
+        <w:t xml:space="preserve">Рассмотреть отдельным подразделом сопоставимые японские проекты после российского блока. Отобрать материалы по функциям и условиям, существенным для узкостей, а не по известности проекта. Сохранить ссылки и статус сведений при переводе.</w:t>
+      </w:r>
+    </w:p>
+    <w:p>
+      <w:pPr>
+        <w:pStyle w:val="BodyText"/>
+      </w:pPr>
+      <w:r>
+        <w:rPr>
+          <w:b w:val="0"/>
+        </w:rPr>
+        <w:t xml:space="preserve">Опора и пробелы: Японские первичные материалы и научные исследования ещё предстоит собрать. Сравнимость с российскими случаями должна быть обоснована.</w:t>
+      </w:r>
+    </w:p>
+    <w:bookmarkEnd w:id="33"/>
+    <w:bookmarkStart w:id="34" w:name="X14bfd57780d5dbcde77a57c5f738c2b3509f941"/>
+    <w:p>
+      <w:pPr>
+        <w:pStyle w:val="Heading4"/>
+      </w:pPr>
+      <w:r>
+        <w:t>3.2 Критерии оценки и сопоставление российских и зарубежных решений</w:t>
+      </w:r>
+    </w:p>
+    <w:p>
+      <w:pPr>
+        <w:pStyle w:val="FirstParagraph"/>
+      </w:pPr>
+      <w:r>
+        <w:rPr>
+          <w:b w:val="0"/>
+        </w:rPr>
+        <w:t xml:space="preserve">Описать метод, единицу анализа и отбор источников. Составить общую матрицу функций, режимов, условий и доказательств; различать качество источника и сопоставимость ситуации. Этот подраздел задаёт основу для сценариев 3.3 и оценки ограничений 3.4.</w:t>
+      </w:r>
+    </w:p>
+    <w:p>
+      <w:pPr>
+        <w:pStyle w:val="BodyText"/>
+      </w:pPr>
+      <w:r>
+        <w:rPr>
+          <w:b w:val="0"/>
+        </w:rPr>
+        <w:t xml:space="preserve">Опора и пробелы: Рабочий протокол analysis/scenario-protocol.md; нормы главы 1 и проверенные карточки глав 2 и 3.1. Нужны исследования, обосновывающие выбранные критерии.</w:t>
+      </w:r>
+    </w:p>
+    <w:bookmarkEnd w:id="34"/>
+    <w:bookmarkStart w:id="35" w:name="X495798bdeedaa56640357b43ea6022eb3dd6be4"/>
+    <w:p>
+      <w:pPr>
+        <w:pStyle w:val="Heading4"/>
+      </w:pPr>
+      <w:r>
+        <w:t>3.3 Анализ обнаружения опасностей и принятия решений в типовых ситуациях плавания в узкостях</w:t>
+      </w:r>
+    </w:p>
+    <w:p>
+      <w:pPr>
+        <w:pStyle w:val="FirstParagraph"/>
+      </w:pPr>
+      <w:r>
+        <w:rPr>
+          <w:b w:val="0"/>
+        </w:rPr>
+        <w:t xml:space="preserve">Разобрать встречное движение, появление цели из-за изгиба и ограниченную видимость как разные условия. Для каждого сценария связать наблюдения, оценку опасности, выбор действия и ограничения манёвра. Выполнить качественный анализ; расчёты добавлять только при наличии исходных данных и метода.</w:t>
+      </w:r>
+    </w:p>
+    <w:p>
+      <w:pPr>
+        <w:pStyle w:val="BodyText"/>
+      </w:pPr>
+      <w:r>
+        <w:rPr>
+          <w:b w:val="0"/>
+        </w:rPr>
+        <w:t xml:space="preserve">Опора и пробелы: Сценарии N1, N2а, N2б; нормы и фактические свидетельства из матрицы 3.2. Собственных измерений и результатов моделирования пока нет.</w:t>
+      </w:r>
+    </w:p>
+    <w:bookmarkEnd w:id="35"/>
+    <w:bookmarkStart w:id="36" w:name="X19fa6f54d5448cb508512f2209f3ca53b0046cf"/>
+    <w:p>
+      <w:pPr>
+        <w:pStyle w:val="Heading4"/>
+      </w:pPr>
+      <w:r>
+        <w:t>3.4 Ограничения автономного управления и условия вмешательства человека</w:t>
+      </w:r>
+    </w:p>
+    <w:p>
+      <w:pPr>
+        <w:pStyle w:val="FirstParagraph"/>
+      </w:pPr>
+      <w:r>
+        <w:rPr>
+          <w:b w:val="0"/>
+        </w:rPr>
+        <w:t xml:space="preserve">Разобрать противоречивые данные, ухудшение связи, выход за эксплуатационные границы и передачу управления. Обобщить результаты главы: какие возможности подтверждены, какие зависят от человека и что ещё требуется проверить.</w:t>
+      </w:r>
+    </w:p>
+    <w:p>
+      <w:pPr>
+        <w:pStyle w:val="BodyText"/>
+      </w:pPr>
+      <w:r>
+        <w:rPr>
+          <w:b w:val="0"/>
+        </w:rPr>
+        <w:t xml:space="preserve">Опора и пробелы: Сценарии D1–D3, S001 и проверенные сведения проектов. Безопасность резервного действия оценивается для конкретных условий, а не предполагается заранее.</w:t>
+      </w:r>
+    </w:p>
+    <w:bookmarkEnd w:id="36"/>
+    <w:bookmarkEnd w:id="37"/>
+    <w:bookmarkStart w:id="42" w:name="X5524e0fcf1f4c1ef3350d3b74ebc9c2fc4294f1"/>
+    <w:p>
+      <w:pPr>
+        <w:pStyle w:val="Heading3"/>
+      </w:pPr>
+      <w:r>
+        <w:t>4 Перспективы внедрения автономного судовождения на морском флоте</w:t>
+      </w:r>
+    </w:p>
+    <w:bookmarkStart w:id="38" w:name="Xae4590101bacf8448983916c1d0abdd21cb255d"/>
+    <w:p>
+      <w:pPr>
+        <w:pStyle w:val="Heading4"/>
+      </w:pPr>
+      <w:r>
+        <w:t>4.1 Технические, нормативные и организационные условия внедрения</w:t>
+      </w:r>
+    </w:p>
+    <w:p>
+      <w:pPr>
+        <w:pStyle w:val="FirstParagraph"/>
+      </w:pPr>
+      <w:r>
+        <w:rPr>
+          <w:b w:val="0"/>
+        </w:rPr>
+        <w:t xml:space="preserve">Свести требования к информации, связи, береговому управлению, резервированию, подготовке специалистов и инфраструктуре. Каждую рекомендацию связать с ограничением, выявленным в главе 3.</w:t>
+      </w:r>
+    </w:p>
+    <w:p>
+      <w:pPr>
+        <w:pStyle w:val="BodyText"/>
+      </w:pPr>
+      <w:r>
+        <w:rPr>
+          <w:b w:val="0"/>
+        </w:rPr>
+        <w:t xml:space="preserve">Опора и пробелы: Результаты главы 3 и действующие нормы; рекомендации формулируются после анализа.</w:t>
+      </w:r>
+    </w:p>
+    <w:bookmarkEnd w:id="38"/>
+    <w:bookmarkStart w:id="39" w:name="X43ce1cd2d19ca98cd7977e3b9dc0497bc31a197"/>
+    <w:p>
+      <w:pPr>
+        <w:pStyle w:val="Heading4"/>
+      </w:pPr>
+      <w:r>
+        <w:t>4.2 Перспективы перехода от традиционного к автономному судовождению и изменение роли экипажа</w:t>
+      </w:r>
+    </w:p>
+    <w:p>
+      <w:pPr>
+        <w:pStyle w:val="FirstParagraph"/>
+      </w:pPr>
+      <w:r>
+        <w:rPr>
+          <w:b w:val="0"/>
+        </w:rPr>
+        <w:t xml:space="preserve">Рассмотреть вопрос о возможном замещении традиционного судовождения: какие функции могут передаваться системе, какие остаются человеку и при каких условиях возможна безэкипажная эксплуатация. Различать модернизацию существующего судна, режим управления и замену судна. Не закладывать заранее вывод о полном замещении экипажа или флота.</w:t>
+      </w:r>
+    </w:p>
+    <w:p>
+      <w:pPr>
+        <w:pStyle w:val="BodyText"/>
+      </w:pPr>
+      <w:r>
+        <w:rPr>
+          <w:b w:val="0"/>
+        </w:rPr>
+        <w:t xml:space="preserve">Опора и пробелы: Результаты 2.2–2.4 и 3.3–3.4; дополнительно нужны исследования человеческого фактора и организации эксплуатации. Сроки перехода и экономические эффекты требуют самостоятельных данных.</w:t>
+      </w:r>
+    </w:p>
+    <w:bookmarkEnd w:id="39"/>
+    <w:bookmarkStart w:id="40" w:name="X0f76281a23b17144b74da42c9cea053afe450a9"/>
+    <w:p>
+      <w:pPr>
+        <w:pStyle w:val="Heading4"/>
+      </w:pPr>
+      <w:r>
+        <w:t>4.3 Возможная последовательность внедрения автономных функций на российском морском флоте</w:t>
+      </w:r>
+    </w:p>
+    <w:p>
+      <w:pPr>
+        <w:pStyle w:val="FirstParagraph"/>
+      </w:pPr>
+      <w:r>
+        <w:rPr>
+          <w:b w:val="0"/>
+        </w:rPr>
+        <w:t xml:space="preserve">Предложить обоснованные этапы проверки и применения отдельных функций в определённых условиях. Учитывать организационные и эксплуатационные ограничения; обозначить предложения автора и требуемые подтверждения.</w:t>
+      </w:r>
+    </w:p>
+    <w:p>
+      <w:pPr>
+        <w:pStyle w:val="BodyText"/>
+      </w:pPr>
+      <w:r>
+        <w:rPr>
+          <w:b w:val="0"/>
+        </w:rPr>
+        <w:t xml:space="preserve">Опора и пробелы: Результаты анализа и первичные российские документы. Проценты экономии, сроки окупаемости и сокращение аварийности без данных не рассчитывать.</w:t>
+      </w:r>
+    </w:p>
+    <w:bookmarkEnd w:id="40"/>
+    <w:bookmarkStart w:id="41" w:name="Xeadf6e2937649f61e9aa851894c8aa5836aac74"/>
+    <w:p>
+      <w:pPr>
+        <w:pStyle w:val="Heading4"/>
+      </w:pPr>
+      <w:r>
+        <w:t>4.4 Применение результатов анализа к отдельному району плавания</w:t>
+      </w:r>
+    </w:p>
+    <w:p>
+      <w:pPr>
+        <w:pStyle w:val="FirstParagraph"/>
+      </w:pPr>
+      <w:r>
+        <w:rPr>
+          <w:b w:val="0"/>
+        </w:rPr>
+        <w:t xml:space="preserve">Выбрать один российский район по доступности навигационных данных. Кратко описать условия и применить матрицу к одному-двум сценариям; указать недостающие сведения и границы переноса выводов. Пример завершает общий анализ.</w:t>
+      </w:r>
+    </w:p>
+    <w:p>
+      <w:pPr>
+        <w:pStyle w:val="BodyText"/>
+      </w:pPr>
+      <w:r>
+        <w:rPr>
+          <w:b w:val="0"/>
+        </w:rPr>
+        <w:t xml:space="preserve">Опора и пробелы: Нужны пригодные районные источники: навигационные пособия, правила порта, сведения о пути и при необходимости о судне. Район пока не выбран.</w:t>
+      </w:r>
+    </w:p>
+    <w:bookmarkEnd w:id="41"/>
+    <w:bookmarkEnd w:id="42"/>
+    <w:bookmarkStart w:id="43" w:name="заключение"/>
+    <w:p>
+      <w:pPr>
+        <w:pStyle w:val="Heading3"/>
+      </w:pPr>
+      <w:r>
+        <w:t>Заключение</w:t>
+      </w:r>
+    </w:p>
+    <w:p>
+      <w:pPr>
+        <w:pStyle w:val="FirstParagraph"/>
+      </w:pPr>
+      <w:r>
+        <w:rPr>
+          <w:b w:val="0"/>
+        </w:rPr>
+        <w:t xml:space="preserve">Дать ответы на поставленные задачи, выделить установленные ограничения и обоснованные рекомендации. Не добавлять результаты, не показанные в основной части.</w:t>
+      </w:r>
+    </w:p>
+    <w:bookmarkEnd w:id="43"/>
+    <w:bookmarkStart w:id="44" w:name="Xa297c50c33f8ee85feb1a1bb895729ca538c4d6"/>
+    <w:p>
+      <w:pPr>
+        <w:pStyle w:val="Heading3"/>
+      </w:pPr>
+      <w:r>
+        <w:t>Список использованных источников и приложения</w:t>
+      </w:r>
+    </w:p>
+    <w:p>
+      <w:pPr>
+        <w:pStyle w:val="FirstParagraph"/>
+      </w:pPr>
+      <w:r>
+        <w:rPr>
+          <w:b w:val="0"/>
+        </w:rPr>
+        <w:t xml:space="preserve">В список включать процитированные материалы. В приложения при необходимости вынести полные карточки, матрицы, исходные районные данные и схемы, на которые есть ссылки в тексте.</w:t>
+      </w:r>
+    </w:p>
+    <w:bookmarkEnd w:id="44"/>
+    <w:bookmarkEnd w:id="45"/>
+    <w:bookmarkStart w:id="46" w:name="распределение-объёма-и-логика-переходов"/>
+    <w:p>
+      <w:pPr>
+        <w:pStyle w:val="Heading2"/>
+      </w:pPr>
+      <w:r>
+        <w:t>3 РАСПРЕДЕЛЕНИЕ ОБЪЁМА И ЛОГИКА ПЕРЕХОДОВ</w:t>
+      </w:r>
+    </w:p>
+    <w:p>
+      <w:pPr>
+        <w:pStyle w:val="FirstParagraph"/>
+      </w:pPr>
+      <w:r>
+        <w:rPr>
+          <w:b w:val="0"/>
+        </w:rPr>
+        <w:t xml:space="preserve">Ориентир для специалитета по методическим документам — 60–80 страниц без приложений. Рабочий бюджет на 72 страницы: начальные листы — 4, введение — 3, глава 1 — 13, глава 2 — 15, глава 3 — 20, глава 4 — 10, заключение — 3, источники — 4. Это планирование, не требование заполнять страницы повторениями. Внутри главы 3 зарубежному обзору 3.1 отводится ориентировочно 3–4 страницы; основной объём — собственному сопоставлению и разбору ситуаций. Районный пример 4.4 — около 3–4 страниц, вспомогательные материалы возможны в приложениях.</w:t>
+      </w:r>
+    </w:p>
+    <w:p>
+      <w:pPr>
+        <w:pStyle w:val="BodyText"/>
+      </w:pPr>
+      <w:r>
+        <w:rPr>
+          <w:b w:val="0"/>
+        </w:rPr>
+        <w:t xml:space="preserve">Глава 1 определяет понятия и требования; глава 2 устанавливает факты российских проектов; глава 3 сопоставляет решения и анализирует условия их применения; глава 4 выводит рекомендации из установленного и проверяет их на районном примере. Пять подразделов первой главы нужны для разделения терминов автономности, терминов района плавания, устройства системы, навигационных проблем и норм.</w:t>
+      </w:r>
+    </w:p>
+    <w:p>
+      <w:pPr>
+        <w:pStyle w:val="BodyText"/>
+      </w:pPr>
+      <w:r>
+        <w:rPr>
+          <w:b w:val="0"/>
+        </w:rPr>
+        <w:t xml:space="preserve">Границы повторов: в 1.2 — определения, в 1.4 — последствия условий для судовождения; в 1.5 — международная основа, в 2.4 — российское применение; в 2.1 — карта проектов, в 2.3 — доказательства испытаний; в 3.2 — метод и матрица, в 3.3–3.4 — их применение; в 4.2 — возможное распределение функций и роли людей, в 4.3 — последовательность внедрения.</w:t>
+      </w:r>
+    </w:p>
+    <w:bookmarkEnd w:id="46"/>
+    <w:bookmarkStart w:id="47" w:name="метод-и-источники"/>
+    <w:p>
+      <w:pPr>
+        <w:pStyle w:val="Heading2"/>
+      </w:pPr>
+      <w:r>
+        <w:t>4 МЕТОД И ИСТОЧНИКИ</w:t>
+      </w:r>
+    </w:p>
+    <w:p>
+      <w:pPr>
+        <w:pStyle w:val="FirstParagraph"/>
+      </w:pPr>
+      <w:r>
+        <w:rPr>
+          <w:b w:val="0"/>
+        </w:rPr>
+        <w:t xml:space="preserve">Предлагается документальный сравнительный и качественный сценарный анализ. Единица сопоставления: проект, функция, режим управления, тип судна, условия и датированный эпизод. Рабочий протокол — analysis/scenario-protocol.md. Его пригодность как практической части специалитета следует обсудить с руководителем перед выполнением; собственный эксперимент или численные результаты не заявлены.</w:t>
+      </w:r>
+    </w:p>
+    <w:p>
+      <w:pPr>
+        <w:pStyle w:val="BodyText"/>
+      </w:pPr>
+      <w:r>
+        <w:rPr>
+          <w:b w:val="0"/>
+        </w:rPr>
+        <w:t xml:space="preserve">Сохранять происхождение, дату, редакцию, страницу и предел каждого утверждения. Коммерческое сообщение подтверждает заявление участника, но не заменяет независимый протокол. Несколько перепечаток не являются несколькими независимыми проверками. Пересказ и перевод сохраняют ссылки. Учебные PDF с неизвестными авторами и датами не получают вымышленных реквизитов.</w:t>
+      </w:r>
+    </w:p>
+    <w:p>
+      <w:pPr>
+        <w:pStyle w:val="BodyText"/>
+      </w:pPr>
+      <w:r>
+        <w:rPr>
+          <w:b w:val="0"/>
+        </w:rPr>
+        <w:t xml:space="preserve">Новые первоочередные источники: профильный учебник для 1.2; полный текст применимых правил; российские первичные нормы и документы проектов; исследования обнаружения и оценки обстановки; сопоставимые японские материалы. Район выбирается после проверки доступности данных. Перечень необходимых материалов — задание на поиск, не готовая библиография.</w:t>
+      </w:r>
+    </w:p>
+    <w:bookmarkEnd w:id="47"/>
+    <w:bookmarkStart w:id="48" w:name="соответствие-существующему-тексту"/>
+    <w:p>
+      <w:pPr>
+        <w:pStyle w:val="Heading2"/>
+      </w:pPr>
+      <w:r>
+        <w:t>5 СООТВЕТСТВИЕ СУЩЕСТВУЮЩЕМУ ТЕКСТУ</w:t>
+      </w:r>
+    </w:p>
+    <w:p>
+      <w:pPr>
+        <w:pStyle w:val="FirstParagraph"/>
+      </w:pPr>
+      <w:r>
+        <w:rPr>
+          <w:b w:val="0"/>
+        </w:rPr>
+        <w:t xml:space="preserve">Переход выполняется в том же дипломе, без написания второй независимой работы. Старый 1.1 переходит в новый 1.1; старый 1.2 — в 1.3; определения из старого 1.3 выделяются и дополняются в 1.2, анализ условий — в 1.4; международная часть старого 1.4 — в 1.5. Российские фрагменты 2.1–2.3 используются в одноимённых новых подразделах после проверки границ содержания. Подраздел 2.4 предстоит дополнить первичными национальными документами. Планируемый японский материал переносится в 3.1; будущий сравнительный метод — в 3.2. Перспективы и районный пример организуются по 4.1–4.4.</w:t>
+      </w:r>
+    </w:p>
+    <w:p>
+      <w:pPr>
+        <w:pStyle w:val="BodyText"/>
+      </w:pPr>
+      <w:r>
+        <w:rPr>
+          <w:b w:val="0"/>
+        </w:rPr>
+        <w:t xml:space="preserve">При переносе сохраняются подтверждённые ссылки; evidence.csv получает новую привязку к разделам только после фактического переноса текста. Сейчас рукопись и её содержание ещё относятся к прежней структуре. Краткий план будущих разделов не получает вымышленных номеров страниц диплома.</w:t>
+      </w:r>
+    </w:p>
+    <w:bookmarkEnd w:id="48"/>
+    <w:bookmarkStart w:id="49" w:name="ближайший-порядок-работы"/>
+    <w:p>
+      <w:pPr>
+        <w:pStyle w:val="Heading2"/>
+      </w:pPr>
+      <w:r>
+        <w:t>6 БЛИЖАЙШИЙ ПОРЯДОК РАБОТЫ</w:t>
       </w:r>
     </w:p>
     <w:p>
@@ -128,7 +883,7 @@
         <w:rPr>
           <w:b w:val="0"/>
         </w:rPr>
-        <w:t xml:space="preserve">Уточнить терминологию и отделить автоматизацию отдельных функций, дистанционное управление и автономное принятие решений.</w:t>
+        <w:t xml:space="preserve">Передать автору обновлённое содержание и пояснения для обсуждения с преподавателем.</w:t>
       </w:r>
     </w:p>
     <w:p>
@@ -143,7 +898,7 @@
         <w:rPr>
           <w:b w:val="0"/>
         </w:rPr>
-        <w:t xml:space="preserve">Определить особенности узкостей и соответствующие требования к управлению судном.</w:t>
+        <w:t xml:space="preserve">По итогам обсуждения уточнить названия, объём и допустимый метод практической части.</w:t>
       </w:r>
     </w:p>
     <w:p>
@@ -158,7 +913,7 @@
         <w:rPr>
           <w:b w:val="0"/>
         </w:rPr>
-        <w:t xml:space="preserve">Проанализировать российские разработки, документированные испытания и условия эксплуатации, различая типы подтверждения.</w:t>
+        <w:t xml:space="preserve">Перестроить существующий текст по согласованной структуре; в первую очередь дополнить понятие узкости и российскую нормативную часть проверенными материалами.</w:t>
       </w:r>
     </w:p>
     <w:p>
@@ -173,7 +928,7 @@
         <w:rPr>
           <w:b w:val="0"/>
         </w:rPr>
-        <w:t xml:space="preserve">Рассмотреть сопоставимые японские проекты и ограниченный набор других зарубежных работ при необходимости.</w:t>
+        <w:t xml:space="preserve">Дополнить источниковую базу и выполнить сравнение и сценарный анализ; затем сформулировать перспективы и районный пример.</w:t>
       </w:r>
     </w:p>
     <w:p>
@@ -188,2501 +943,22 @@
         <w:rPr>
           <w:b w:val="0"/>
         </w:rPr>
-        <w:t xml:space="preserve">Сравнить применимость технологий по единым критериям и типовым сценариям плавания в узкостях.</w:t>
+        <w:t xml:space="preserve">Согласовать введение и заключение с результатами, обновить ссылки, содержание и пагинацию, передать Word и PDF в GitHub.</w:t>
       </w:r>
     </w:p>
     <w:p>
       <w:pPr>
-        <w:pStyle w:val="Compact"/>
-        <w:numPr>
-          <w:ilvl w:val="0"/>
-          <w:numId w:val="1001"/>
-        </w:numPr>
+        <w:pStyle w:val="FirstParagraph"/>
       </w:pPr>
       <w:r>
         <w:rPr>
           <w:b w:val="0"/>
         </w:rPr>
-        <w:t xml:space="preserve">Рассмотреть один район как пример применения полученной системы анализа.</w:t>
-      </w:r>
-    </w:p>
-    <w:p>
-      <w:pPr>
-        <w:pStyle w:val="Compact"/>
-        <w:numPr>
-          <w:ilvl w:val="0"/>
-          <w:numId w:val="1001"/>
-        </w:numPr>
-      </w:pPr>
-      <w:r>
-        <w:rPr>
-          <w:b w:val="0"/>
-        </w:rPr>
-        <w:t xml:space="preserve">Сформулировать обоснованные рекомендации по внедрению и указать нерешённые ограничения.</w:t>
-      </w:r>
-    </w:p>
-    <w:p>
-      <w:pPr>
-        <w:pStyle w:val="FirstParagraph"/>
-      </w:pPr>
-      <w:r>
-        <w:rPr>
-          <w:b w:val="0"/>
-        </w:rPr>
-        <w:t xml:space="preserve">Исследовательский пробел и собственный вклад пока не сформулированы. Их нельзя объявлять установленными до знакомства с литературой и обсуждения авторской позиции. Предположение о том, что какая-либо технология безопаснее или готова к внедрению, заранее не принимается.</w:t>
-      </w:r>
-    </w:p>
-    <w:bookmarkEnd w:id="20"/>
-    <w:bookmarkStart w:id="47" w:name="предварительное-содержание"/>
-    <w:p>
-      <w:pPr>
-        <w:pStyle w:val="Heading2"/>
-      </w:pPr>
-      <w:r>
-        <w:t>2 ПРЕДВАРИТЕЛЬНОЕ СОДЕРЖАНИЕ</w:t>
-      </w:r>
-    </w:p>
-    <w:bookmarkStart w:id="21" w:name="введение"/>
-    <w:p>
-      <w:pPr>
-        <w:pStyle w:val="Heading3"/>
-      </w:pPr>
-      <w:r>
-        <w:t>Введение</w:t>
-      </w:r>
-    </w:p>
-    <w:p>
-      <w:pPr>
-        <w:pStyle w:val="FirstParagraph"/>
-      </w:pPr>
-      <w:r>
-        <w:rPr>
-          <w:b w:val="0"/>
-        </w:rPr>
-        <w:t xml:space="preserve">Обосновать актуальность темы через проверяемые навигационные и эксплуатационные проблемы. Определить объект, предмет, цель, задачи, методы и границы работы. Показать, почему плавание в узкостях заслуживает отдельного рассмотрения. Сформулировать, что именно оценивается и какие выводы выбранные источники позволят сделать.</w:t>
-      </w:r>
-    </w:p>
-    <w:p>
-      <w:pPr>
-        <w:pStyle w:val="BodyText"/>
-      </w:pPr>
-      <w:r>
-        <w:rPr>
-          <w:b w:val="0"/>
-        </w:rPr>
-        <w:t xml:space="preserve">Граница утверждений: интерес к технологии, программные заявления и отдельные демонстрации сами по себе не подтверждают безопасность повсеместного внедрения. Введение пишем окончательно после уточнения источников и аналитического результата.</w:t>
-      </w:r>
-    </w:p>
-    <w:bookmarkEnd w:id="21"/>
-    <w:bookmarkStart w:id="26" w:name="X381a4be41f3d8a6f408f003d821cb6cd7048639"/>
-    <w:p>
-      <w:pPr>
-        <w:pStyle w:val="Heading3"/>
-      </w:pPr>
-      <w:r>
-        <w:t>1 Теоретические и нормативные основы автономного судовождения при плавании в узкостях</w:t>
-      </w:r>
-    </w:p>
-    <w:bookmarkStart w:id="22" w:name="X5c1e717c1437a68a3bb02fa2932a850d2a18b87"/>
-    <w:p>
-      <w:pPr>
-        <w:pStyle w:val="Heading4"/>
-      </w:pPr>
-      <w:r>
-        <w:t>1.1 Понятия, режимы управления и участие человека</w:t>
-      </w:r>
-    </w:p>
-    <w:p>
-      <w:pPr>
-        <w:pStyle w:val="FirstParagraph"/>
-      </w:pPr>
-      <w:r>
-        <w:rPr>
-          <w:b w:val="0"/>
-        </w:rPr>
-        <w:t xml:space="preserve">Раскрыть термин MASS по первоисточнику, привести используемую классификацию с датой и областью применения. Разделить автоматический контроль курса, поддержку решений, дистанционное управление и автономные функции. Показать, какие задачи остаются у экипажа, берегового оператора и инфраструктуры. Не смешивать исследовательскую классификацию с юридическим статусом конкретного судна.</w:t>
-      </w:r>
-    </w:p>
-    <w:bookmarkEnd w:id="22"/>
-    <w:bookmarkStart w:id="23" w:name="основные-элементы-технической-системы."/>
-    <w:p>
-      <w:pPr>
-        <w:pStyle w:val="Heading4"/>
-      </w:pPr>
-      <w:r>
-        <w:t>1.2 Основные элементы технической системы</w:t>
-      </w:r>
-    </w:p>
-    <w:p>
-      <w:pPr>
-        <w:pStyle w:val="FirstParagraph"/>
-      </w:pPr>
-      <w:r>
-        <w:rPr>
-          <w:b w:val="0"/>
-        </w:rPr>
-        <w:t xml:space="preserve">Рассмотреть получение навигационных данных, обнаружение объектов, оценку обстановки, планирование движения, управление исполнительными механизмами, передачу информации и резервирование. Объяснить назначение навигационных, радиолокационных, оптических и коммуникационных средств; реальные характеристики брать из документов и исследований. Составить схему «данные — оценка — решение — действие — контроль».</w:t>
-      </w:r>
-    </w:p>
-    <w:bookmarkEnd w:id="23"/>
-    <w:bookmarkStart w:id="24" w:name="особенности-плавания-в-узкостях."/>
-    <w:p>
-      <w:pPr>
-        <w:pStyle w:val="Heading4"/>
-      </w:pPr>
-      <w:r>
-        <w:t>1.3 Особенности плавания в узкостях</w:t>
-      </w:r>
-    </w:p>
-    <w:p>
-      <w:pPr>
-        <w:pStyle w:val="FirstParagraph"/>
-      </w:pPr>
-      <w:r>
-        <w:rPr>
-          <w:b w:val="0"/>
-        </w:rPr>
-        <w:t xml:space="preserve">Систематизировать геометрию пути, ограничение манёвра, движение других судов, глубины, гидрометеорологические условия и взаимодействие с береговой инфраструктурой. Различать узкий проход, фарватер и иные ограничения: юридические требования определяются применимыми правилами, а не произвольной шириной, выбранной автором.</w:t>
-      </w:r>
-    </w:p>
-    <w:bookmarkEnd w:id="24"/>
-    <w:bookmarkStart w:id="25" w:name="Xe84aa0942df4005e7ce02078168e7e65d1aa475"/>
-    <w:p>
-      <w:pPr>
-        <w:pStyle w:val="Heading4"/>
-      </w:pPr>
-      <w:r>
-        <w:t>1.4 Нормативные требования и границы разрешённых режимов</w:t>
-      </w:r>
-    </w:p>
-    <w:p>
-      <w:pPr>
-        <w:pStyle w:val="FirstParagraph"/>
-      </w:pPr>
-      <w:r>
-        <w:rPr>
-          <w:b w:val="0"/>
-        </w:rPr>
-        <w:t xml:space="preserve">Рассмотреть Международные правила предупреждения столкновений судов в море, включая правила 5–9, а по выбранным ситуациям — также 10 и 19. Найти официальные документы Международной морской организации и применимые российские нормы. Для каждого документа установить редакцию, юридическую силу, сферу и дату применимости. Правило 10 включать там, где действительно применима система разделения движения; не приравнивать её ко всякой узкости.</w:t>
-      </w:r>
-    </w:p>
-    <w:p>
-      <w:pPr>
-        <w:pStyle w:val="BodyText"/>
-      </w:pPr>
-      <w:r>
-        <w:rPr>
-          <w:b w:val="0"/>
-          <w:bCs/>
-        </w:rPr>
-        <w:t xml:space="preserve">Результат раздела:</w:t>
-      </w:r>
-      <w:r>
-        <w:rPr>
-          <w:b w:val="0"/>
-        </w:rPr>
-        <w:t xml:space="preserve"> </w:t>
-      </w:r>
-      <w:r>
-        <w:rPr>
-          <w:b w:val="0"/>
-        </w:rPr>
-        <w:t xml:space="preserve">терминологическая основа, схема системы и перечень требований, по которым далее оцениваются проекты. Каждый термин и нормативное положение сопровождается источником; итоговый вывод связывает условия плавания с необходимыми функциями управления.</w:t>
-      </w:r>
-    </w:p>
-    <w:bookmarkEnd w:id="25"/>
-    <w:bookmarkEnd w:id="26"/>
-    <w:bookmarkStart w:id="32" w:name="X7d461e5545e37f02f20229538d89742f1704e62"/>
-    <w:p>
-      <w:pPr>
-        <w:pStyle w:val="Heading3"/>
-      </w:pPr>
-      <w:r>
-        <w:t>2 Российский и зарубежный опыт применения технологий автономного судовождения</w:t>
-      </w:r>
-    </w:p>
-    <w:bookmarkStart w:id="27" w:name="X0e154a710193a3d37840cf55d1bdb310adbf611"/>
-    <w:p>
-      <w:pPr>
-        <w:pStyle w:val="Heading4"/>
-      </w:pPr>
-      <w:r>
-        <w:t>2.1 Документированные этапы российских проектов</w:t>
-      </w:r>
-    </w:p>
-    <w:p>
-      <w:pPr>
-        <w:pStyle w:val="FirstParagraph"/>
-      </w:pPr>
-      <w:r>
-        <w:rPr>
-          <w:b w:val="0"/>
-        </w:rPr>
-        <w:t xml:space="preserve">Найти документированные российские проекты, участников, экспериментальные режимы и регуляторные условия. Установить, что в каждом случае было разработкой, демонстрацией, испытанием или эксплуатацией. Даты и заявленный уровень готовности проверять отдельно. Данные о речных или маломерных судах рассматривать с явным ограничением применимости к морскому флоту.</w:t>
-      </w:r>
-    </w:p>
-    <w:bookmarkEnd w:id="27"/>
-    <w:bookmarkStart w:id="28" w:name="X14294cb297149d55a636c77a89cd030e6f3a0a0"/>
-    <w:p>
-      <w:pPr>
-        <w:pStyle w:val="Heading4"/>
-      </w:pPr>
-      <w:r>
-        <w:t>2.2 Функции комплекса и распределение управления</w:t>
-      </w:r>
-    </w:p>
-    <w:p>
-      <w:pPr>
-        <w:pStyle w:val="FirstParagraph"/>
-      </w:pPr>
-      <w:r>
-        <w:rPr>
-          <w:b w:val="0"/>
-        </w:rPr>
-        <w:t xml:space="preserve">Для выбранных проектов описать подтверждённые функции: ситуационную осведомлённость, управление движением, обмен данными с берегом, работу оператора, обработку нештатной ситуации. Отделить сведения поставщика о назначении системы от опубликованных результатов испытаний.</w:t>
-      </w:r>
-    </w:p>
-    <w:bookmarkEnd w:id="28"/>
-    <w:bookmarkStart w:id="29" w:name="Xb124f00c106dade60082e7483d66cae375438cf"/>
-    <w:p>
-      <w:pPr>
-        <w:pStyle w:val="Heading4"/>
-      </w:pPr>
-      <w:r>
-        <w:t>2.3 Условия проверки и значение для плавания в узкостях</w:t>
-      </w:r>
-    </w:p>
-    <w:p>
-      <w:pPr>
-        <w:pStyle w:val="FirstParagraph"/>
-      </w:pPr>
-      <w:r>
-        <w:rPr>
-          <w:b w:val="0"/>
-        </w:rPr>
-        <w:t xml:space="preserve">Для каждого эпизода установить судно или платформу, район, дату, режим управления, наличие экипажа, функции берегового управления, условия испытаний и доступный результат. Отдельно проверить, действительно ли испытание связано с узкостью. Если содержание испытания не раскрыто, так и указать; отсутствие опубликованной информации не доказывает отсутствие самой функции.</w:t>
-      </w:r>
-    </w:p>
-    <w:bookmarkEnd w:id="29"/>
-    <w:bookmarkStart w:id="30" w:name="японские-проекты-и-сопоставимый-опыт."/>
-    <w:p>
-      <w:pPr>
-        <w:pStyle w:val="Heading4"/>
-      </w:pPr>
-      <w:r>
-        <w:t>2.4 Японские проекты и сопоставимый опыт</w:t>
-      </w:r>
-    </w:p>
-    <w:p>
-      <w:pPr>
-        <w:pStyle w:val="FirstParagraph"/>
-      </w:pPr>
-      <w:r>
-        <w:rPr>
-          <w:b w:val="0"/>
-        </w:rPr>
-        <w:t xml:space="preserve">Отобрать небольшое число проектов, по которым доступны официальные материалы операторов, разработчиков, исследовательских организаций или надзорных органов. Поиск начинать с морских перевозок и программ демонстрации безэкипажного/автономного движения; конкретные проекты ещё предстоит выбрать. Переводить содержательно необходимые материалы, сохраняя оригинальные термины, единицы и статус утверждения. Перевод не освобождает от ссылки на источник.</w:t>
-      </w:r>
-    </w:p>
-    <w:bookmarkEnd w:id="30"/>
-    <w:bookmarkStart w:id="31" w:name="сравнение-по-единой-системе-признаков."/>
-    <w:p>
-      <w:pPr>
-        <w:pStyle w:val="Heading4"/>
-      </w:pPr>
-      <w:r>
-        <w:t>2.5 Сравнение по единой системе признаков</w:t>
-      </w:r>
-    </w:p>
-    <w:p>
-      <w:pPr>
-        <w:pStyle w:val="FirstParagraph"/>
-      </w:pPr>
-      <w:r>
-        <w:rPr>
-          <w:b w:val="0"/>
-        </w:rPr>
-        <w:t xml:space="preserve">Сопоставить российские и японские решения по одному шаблону: задачи, среда плавания, участие человека, связь, обнаружение объектов, алгоритм решения, подтверждённые испытания, ограничения и прозрачность данных. Дополнительную зарубежную страну включать только при наличии полезного сравнения. Сопоставление стран без учёта различий судов и условий не использовать как доказательство технологического превосходства. Здесь сравниваются описания и датированные факты проектов; оценка соответствия условиям сценариев выполняется в главе 3.</w:t>
-      </w:r>
-    </w:p>
-    <w:p>
-      <w:pPr>
-        <w:pStyle w:val="BodyText"/>
-      </w:pPr>
-      <w:r>
-        <w:rPr>
-          <w:b w:val="0"/>
-          <w:bCs/>
-        </w:rPr>
-        <w:t xml:space="preserve">Результат раздела:</w:t>
-      </w:r>
-      <w:r>
-        <w:rPr>
-          <w:b w:val="0"/>
-        </w:rPr>
-        <w:t xml:space="preserve"> </w:t>
-      </w:r>
-      <w:r>
-        <w:rPr>
-          <w:b w:val="0"/>
-        </w:rPr>
-        <w:t xml:space="preserve">таблица проектов и карта доказательств. Российская часть составляет ориентировочно 60–70% этого раздела, японская — основной зарубежный блок. Это распределение является предложением по акцентам, а не выводом о качестве проектов. Число примеров определяется глубиной доступных материалов.</w:t>
-      </w:r>
-    </w:p>
-    <w:bookmarkEnd w:id="31"/>
-    <w:bookmarkEnd w:id="32"/>
-    <w:bookmarkStart w:id="39" w:name="X43a910592cfafd7527c6e54b20d50d92e3d5c24"/>
-    <w:p>
-      <w:pPr>
-        <w:pStyle w:val="Heading3"/>
-      </w:pPr>
-      <w:r>
-        <w:t>3 Анализ применения автономного судовождения при плавании в узкостях</w:t>
-      </w:r>
-    </w:p>
-    <w:bookmarkStart w:id="33" w:name="метод-и-критерии-оценки."/>
-    <w:p>
-      <w:pPr>
-        <w:pStyle w:val="Heading4"/>
-      </w:pPr>
-      <w:r>
-        <w:t>3.1 Метод и критерии оценки</w:t>
-      </w:r>
-    </w:p>
-    <w:p>
-      <w:pPr>
-        <w:pStyle w:val="FirstParagraph"/>
-      </w:pPr>
-      <w:r>
-        <w:rPr>
-          <w:b w:val="0"/>
-        </w:rPr>
-        <w:t xml:space="preserve">Объяснить, как объединяются сравнительный анализ документов и типовые сценарии. Для каждой функции определить входные данные, необходимые действия, возможный отказ, доступные доказательства и ограничения вывода. Использовать качественную матрицу применимости; количественные оценки добавлять только при наличии пригодных исходных данных и обоснованного метода. Универсальный суммарный балл технологии заранее не вводить. Единица анализа — сочетание проекта, функции, режима, типа судна и условий. Рабочий протокол, правила отбора и поля матрицы находятся в</w:t>
-      </w:r>
-      <w:r>
-        <w:rPr>
-          <w:b w:val="0"/>
-        </w:rPr>
-        <w:t xml:space="preserve"> </w:t>
-      </w:r>
-      <w:r>
-        <w:rPr>
-          <w:rStyle w:val="VerbatimChar"/>
-          <w:b w:val="0"/>
-        </w:rPr>
-        <w:t xml:space="preserve">analysis/scenario-protocol.md</w:t>
-      </w:r>
-      <w:r>
-        <w:rPr>
-          <w:b w:val="0"/>
-        </w:rPr>
-        <w:t xml:space="preserve">; применение протокола ещё предстоит выполнить.</w:t>
-      </w:r>
-    </w:p>
-    <w:bookmarkEnd w:id="33"/>
-    <w:bookmarkStart w:id="34" w:name="типовые-навигационные-ситуации."/>
-    <w:p>
-      <w:pPr>
-        <w:pStyle w:val="Heading4"/>
-      </w:pPr>
-      <w:r>
-        <w:t>3.2 Типовые навигационные ситуации</w:t>
-      </w:r>
-    </w:p>
-    <w:p>
-      <w:pPr>
-        <w:pStyle w:val="FirstParagraph"/>
-      </w:pPr>
-      <w:r>
-        <w:rPr>
-          <w:b w:val="0"/>
-        </w:rPr>
-        <w:t xml:space="preserve">Рассмотреть движение на прямом участке при встречном судне, прохождение изгиба или ограниченного участка, изменение условий видимости/течения, неоднозначные действия другого участника движения. Конкретный набор окончательно выбрать по нормам и материалам проектов. Для каждого сценария сформировать цепочку «условия — информация — решение — исполнение — контроль».</w:t>
-      </w:r>
-    </w:p>
-    <w:bookmarkEnd w:id="34"/>
-    <w:bookmarkStart w:id="35" w:name="оценка-функций-управления."/>
-    <w:p>
-      <w:pPr>
-        <w:pStyle w:val="Heading4"/>
-      </w:pPr>
-      <w:r>
-        <w:t>3.3 Оценка функций управления</w:t>
-      </w:r>
-    </w:p>
-    <w:p>
-      <w:pPr>
-        <w:pStyle w:val="FirstParagraph"/>
-      </w:pPr>
-      <w:r>
-        <w:rPr>
-          <w:b w:val="0"/>
-        </w:rPr>
-        <w:t xml:space="preserve">Проанализировать поддержание движения в допустимых границах, обнаружение и сопровождение судов и препятствий, предупреждение опасного сближения, выбор и исполнение манёвра. Сравнить помощь судоводителю, дистанционное управление и автономные функции там, где эти режимы документированы. Не считать расчёт дистанции кратчайшего сближения и времени до неё достаточным описанием безопасного прохода узкости: учитывать также границы пути, манёвренность и применимые правила.</w:t>
-      </w:r>
-    </w:p>
-    <w:bookmarkEnd w:id="35"/>
-    <w:bookmarkStart w:id="36" w:name="X011760b2ca7ae56ec97f4b5429e2bc4715468e9"/>
-    <w:p>
-      <w:pPr>
-        <w:pStyle w:val="Heading4"/>
-      </w:pPr>
-      <w:r>
-        <w:t>3.4 Работа при отказах и недостатке информации</w:t>
-      </w:r>
-    </w:p>
-    <w:p>
-      <w:pPr>
-        <w:pStyle w:val="FirstParagraph"/>
-      </w:pPr>
-      <w:r>
-        <w:rPr>
-          <w:b w:val="0"/>
-        </w:rPr>
-        <w:t xml:space="preserve">Рассмотреть потерю или задержку связи, ухудшение позиционирования, противоречивые данные датчиков и недостаточную уверенность в действиях другого судна. Анализировать распределение ответственности и условия передачи управления человеку. Резервное действие проверять относительно конкретной обстановки: остановка, выход из фарватера или ожидание могут требовать разного обоснования.</w:t>
-      </w:r>
-    </w:p>
-    <w:bookmarkEnd w:id="36"/>
-    <w:bookmarkStart w:id="37" w:name="X82ed43d0249986c2144aeb202e806fc8774f968"/>
-    <w:p>
-      <w:pPr>
-        <w:pStyle w:val="Heading4"/>
-      </w:pPr>
-      <w:r>
-        <w:t>3.5 Сравнительная матрица возможностей и ограничений</w:t>
-      </w:r>
-    </w:p>
-    <w:p>
-      <w:pPr>
-        <w:pStyle w:val="FirstParagraph"/>
-      </w:pPr>
-      <w:r>
-        <w:rPr>
-          <w:b w:val="0"/>
-        </w:rPr>
-        <w:t xml:space="preserve">Свести результаты предыдущих подразделов. Формат строки: условие плавания → требование → функция → российское/японское подтверждение → качество доказательства → ограничение → требуемая мера. Отдельно фиксировать нормативное положение, описание функции, сообщение участника, результат доступного протокола и прямое ограничение источника. Отсутствие данных не означает отсутствие возможности; сопоставимость условий отмечается отдельным полем. Нельзя присвоить статус безопасной применимости только на основании перечня оборудования или пресс-релиза. Вывод должен опираться на содержание источника, а не только на существование публикации.</w:t>
-      </w:r>
-    </w:p>
-    <w:bookmarkEnd w:id="37"/>
-    <w:bookmarkStart w:id="38" w:name="обсуждение-результатов-и-границ-анализа."/>
-    <w:p>
-      <w:pPr>
-        <w:pStyle w:val="Heading4"/>
-      </w:pPr>
-      <w:r>
-        <w:t>3.6 Обсуждение результатов и границ анализа</w:t>
-      </w:r>
-    </w:p>
-    <w:p>
-      <w:pPr>
-        <w:pStyle w:val="FirstParagraph"/>
-      </w:pPr>
-      <w:r>
-        <w:rPr>
-          <w:b w:val="0"/>
-        </w:rPr>
-        <w:t xml:space="preserve">Определить, какие функции имеют достаточное документальное обоснование, какие зависят от участия человека и какие вопросы остаются открытыми. Проверить аргументы против удобных для автора выводов. Сопоставить итог с поставленными задачами. Если данные ограничены, сформулировать условия и направления дальнейшей проверки, не выдавая их за доказанную готовность внедрения.</w:t>
-      </w:r>
-    </w:p>
-    <w:p>
-      <w:pPr>
-        <w:pStyle w:val="BodyText"/>
-      </w:pPr>
-      <w:r>
-        <w:rPr>
-          <w:b w:val="0"/>
-          <w:bCs/>
-        </w:rPr>
-        <w:t xml:space="preserve">Результат раздела:</w:t>
-      </w:r>
-      <w:r>
-        <w:rPr>
-          <w:b w:val="0"/>
-        </w:rPr>
-        <w:t xml:space="preserve"> </w:t>
-      </w:r>
-      <w:r>
-        <w:rPr>
-          <w:b w:val="0"/>
-        </w:rPr>
-        <w:t xml:space="preserve">самостоятельный анализ типовых ситуаций и обоснованная матрица применимости. Это документальный и сценарный анализ; натурных испытаний и численного моделирования не заявляем до их действительного проведения.</w:t>
-      </w:r>
-    </w:p>
-    <w:bookmarkEnd w:id="38"/>
-    <w:bookmarkEnd w:id="39"/>
-    <w:bookmarkStart w:id="44" w:name="X1fee00297089fb2cb788bb08b9011154b56568d"/>
-    <w:p>
-      <w:pPr>
-        <w:pStyle w:val="Heading3"/>
-      </w:pPr>
-      <w:r>
-        <w:t>4 Перспективы внедрения и пример применения в отдельном районе</w:t>
-      </w:r>
-    </w:p>
-    <w:bookmarkStart w:id="40" w:name="X78f3c62899703f4cda7c1724f620acb290991aa"/>
-    <w:p>
-      <w:pPr>
-        <w:pStyle w:val="Heading4"/>
-      </w:pPr>
-      <w:r>
-        <w:t>4.1 Технические и организационные предпосылки внедрения</w:t>
-      </w:r>
-    </w:p>
-    <w:p>
-      <w:pPr>
-        <w:pStyle w:val="FirstParagraph"/>
-      </w:pPr>
-      <w:r>
-        <w:rPr>
-          <w:b w:val="0"/>
-        </w:rPr>
-        <w:t xml:space="preserve">Свести необходимые условия для применения рассмотренных функций: данные об обстановке, связь, береговое управление, резервирование, взаимодействие с экипажем, подготовка специалистов и инфраструктура. Каждую рекомендацию связать с установленным ограничением раздела 3.</w:t>
-      </w:r>
-    </w:p>
-    <w:bookmarkEnd w:id="40"/>
-    <w:bookmarkStart w:id="41" w:name="X775899d6dd378fff77f53fd3c5a46d6582b2042"/>
-    <w:p>
-      <w:pPr>
-        <w:pStyle w:val="Heading4"/>
-      </w:pPr>
-      <w:r>
-        <w:t>4.2 Направления внедрения на российском морском флоте</w:t>
-      </w:r>
-    </w:p>
-    <w:p>
-      <w:pPr>
-        <w:pStyle w:val="FirstParagraph"/>
-      </w:pPr>
-      <w:r>
-        <w:rPr>
-          <w:b w:val="0"/>
-        </w:rPr>
-        <w:t xml:space="preserve">Обсудить возможную последовательность проверки и применения отдельных функций в определённых условиях. Отличать предложения автора от действующих регуляторных требований и утверждённых программ. Рассмотреть эксплуатационные и экономические факторы по доступным материалам. Сроки окупаемости, проценты экономии и универсальное сокращение аварийности не рассчитывать без исходных данных.</w:t>
-      </w:r>
-    </w:p>
-    <w:bookmarkEnd w:id="41"/>
-    <w:bookmarkStart w:id="42" w:name="иллюстративный-пример-для-одного-района."/>
-    <w:p>
-      <w:pPr>
-        <w:pStyle w:val="Heading4"/>
-      </w:pPr>
-      <w:r>
-        <w:t>4.3 Иллюстративный пример для одного района</w:t>
-      </w:r>
-    </w:p>
-    <w:p>
-      <w:pPr>
-        <w:pStyle w:val="FirstParagraph"/>
-      </w:pPr>
-      <w:r>
-        <w:rPr>
-          <w:b w:val="0"/>
-        </w:rPr>
-        <w:t xml:space="preserve">Выбрать российский район или подходный канал, по которому доступны надёжные сведения. Обосновать выбор и описать реальные ограничения со ссылками на официальные правила, лоции, данные порта или иной пригодный первоисточник. Применить матрицу раздела 3 к одному-двум характерным сценариям. При необходимости указать условный тип судна и ясно отметить модельные допущения; параметры реального судна не подменять придуманными.</w:t>
-      </w:r>
-    </w:p>
-    <w:bookmarkEnd w:id="42"/>
-    <w:bookmarkStart w:id="43" w:name="Xee09d8cc953075bfe2eca3159b07ab66b09ef9b"/>
-    <w:p>
-      <w:pPr>
-        <w:pStyle w:val="Heading4"/>
-      </w:pPr>
-      <w:r>
-        <w:t>4.4 Проверка рекомендаций на районном примере и границы переноса</w:t>
-      </w:r>
-    </w:p>
-    <w:p>
-      <w:pPr>
-        <w:pStyle w:val="FirstParagraph"/>
-      </w:pPr>
-      <w:r>
-        <w:rPr>
-          <w:b w:val="0"/>
-        </w:rPr>
-        <w:t xml:space="preserve">Сформулировать, какие предпосылки должны быть подтверждены перед применением технологий в этом районе и каких данных не хватает. Отделить факт о районе, аналитическую оценку и рекомендацию. Пример иллюстрирует работу метода; его выводы нельзя переносить на все узкости без дополнительного обоснования.</w:t>
-      </w:r>
-    </w:p>
-    <w:p>
-      <w:pPr>
-        <w:pStyle w:val="BodyText"/>
-      </w:pPr>
-      <w:r>
-        <w:rPr>
-          <w:b w:val="0"/>
-          <w:bCs/>
-        </w:rPr>
-        <w:t xml:space="preserve">Результат раздела:</w:t>
-      </w:r>
-      <w:r>
-        <w:rPr>
-          <w:b w:val="0"/>
-        </w:rPr>
-        <w:t xml:space="preserve"> </w:t>
-      </w:r>
-      <w:r>
-        <w:rPr>
-          <w:b w:val="0"/>
-        </w:rPr>
-        <w:t xml:space="preserve">рекомендации по внедрению и небольшой предметный пример в конце работы. Возможность применения рекомендаций характеризуется условиями, а не заранее заданным положительным заключением.</w:t>
-      </w:r>
-    </w:p>
-    <w:bookmarkEnd w:id="43"/>
-    <w:bookmarkEnd w:id="44"/>
-    <w:bookmarkStart w:id="45" w:name="заключение"/>
-    <w:p>
-      <w:pPr>
-        <w:pStyle w:val="Heading3"/>
-      </w:pPr>
-      <w:r>
-        <w:t>Заключение</w:t>
-      </w:r>
-    </w:p>
-    <w:p>
-      <w:pPr>
-        <w:pStyle w:val="FirstParagraph"/>
-      </w:pPr>
-      <w:r>
-        <w:rPr>
-          <w:b w:val="0"/>
-        </w:rPr>
-        <w:t xml:space="preserve">Дать ответ на исследовательский вопрос и отдельные результаты по задачам. Сообщить, что подтверждено материалами, что является выводом автора и что не установлено. Указать практическую значимость реально выполненного анализа. Не добавлять новые неподтверждённые сведения и не объявлять научную новизну без аргументации.</w:t>
-      </w:r>
-    </w:p>
-    <w:bookmarkEnd w:id="45"/>
-    <w:bookmarkStart w:id="46" w:name="Xa297c50c33f8ee85feb1a1bb895729ca538c4d6"/>
-    <w:p>
-      <w:pPr>
-        <w:pStyle w:val="Heading3"/>
-      </w:pPr>
-      <w:r>
-        <w:t>Список использованных источников и приложения</w:t>
-      </w:r>
-    </w:p>
-    <w:p>
-      <w:pPr>
-        <w:pStyle w:val="FirstParagraph"/>
-      </w:pPr>
-      <w:r>
-        <w:rPr>
-          <w:b w:val="0"/>
-        </w:rPr>
-        <w:t xml:space="preserve">Список включает только реально использованные и процитированные документы. В приложения вынести карточки проектов, полную сравнительную таблицу, расширенную матрицу сценариев, карту или схему района с происхождением данных, журнал поиска и проверки, вспомогательные расчёты при их наличии. Все приложения связать ссылками с основной частью.</w:t>
-      </w:r>
-    </w:p>
-    <w:bookmarkEnd w:id="46"/>
-    <w:bookmarkEnd w:id="47"/>
-    <w:bookmarkStart w:id="48" w:name="предварительный-бюджет-объёма"/>
-    <w:p>
-      <w:pPr>
-        <w:pStyle w:val="Heading2"/>
-      </w:pPr>
-      <w:r>
-        <w:t>3 ПРЕДВАРИТЕЛЬНЫЙ БЮДЖЕТ ОБЪЁМА</w:t>
-      </w:r>
-    </w:p>
-    <w:p>
-      <w:pPr>
-        <w:pStyle w:val="FirstParagraph"/>
-      </w:pPr>
-      <w:r>
-        <w:rPr>
-          <w:b w:val="0"/>
-        </w:rPr>
-        <w:t xml:space="preserve">Положение рекомендует для специалитета 60–80 страниц без приложений. Ниже пример распределения на 72 страницы; фактический объём уточняется по заданию руководителя и результатам поиска.</w:t>
-      </w:r>
-    </w:p>
-    <w:tbl>
-      <w:tblPr>
-        <w:tblStyle w:val="Table"/>
-        <w:tblW w:type="pct" w:w="5000"/>
-        <w:jc w:val="left"/>
-        <w:tblLayout w:type="autofit"/>
-        <w:tblLook w:firstRow="1" w:lastRow="0" w:firstColumn="0" w:lastColumn="0" w:noHBand="0" w:noVBand="0" w:val="0020"/>
-      </w:tblPr>
-      <w:tblGrid>
-        <w:gridCol w:w="3960"/>
-        <w:gridCol w:w="3960"/>
-      </w:tblGrid>
-      <w:tr>
-        <w:trPr>
-          <w:tblHeader w:val="on"/>
-          <w:tblHeader w:val="true"/>
-        </w:trPr>
-        <w:tc>
-          <w:tcPr/>
-          <w:p>
-            <w:pPr>
-              <w:pStyle w:val="Compact"/>
-              <w:spacing w:line="240" w:lineRule="auto" w:before="0" w:after="0"/>
-              <w:ind w:firstLine="0"/>
-              <w:jc w:val="left"/>
-            </w:pPr>
-            <w:r>
-              <w:rPr>
-                <w:rFonts w:ascii="Times New Roman" w:hAnsi="Times New Roman"/>
-                <w:b w:val="0"/>
-                <w:color w:val="000000"/>
-                <w:sz w:val="24"/>
-              </w:rPr>
-              <w:t xml:space="preserve">Часть</w:t>
-            </w:r>
-          </w:p>
-        </w:tc>
-        <w:tc>
-          <w:tcPr/>
-          <w:p>
-            <w:pPr>
-              <w:pStyle w:val="Compact"/>
-              <w:spacing w:line="240" w:lineRule="auto" w:before="0" w:after="0"/>
-              <w:ind w:firstLine="0"/>
-              <w:jc w:val="left"/>
-            </w:pPr>
-            <w:r>
-              <w:rPr>
-                <w:rFonts w:ascii="Times New Roman" w:hAnsi="Times New Roman"/>
-                <w:b w:val="0"/>
-                <w:color w:val="000000"/>
-                <w:sz w:val="24"/>
-              </w:rPr>
-              <w:t xml:space="preserve">Ориентир, страниц</w:t>
-            </w:r>
-          </w:p>
-        </w:tc>
-      </w:tr>
-      <w:tr>
-        <w:tc>
-          <w:tcPr/>
-          <w:p>
-            <w:pPr>
-              <w:pStyle w:val="Compact"/>
-              <w:spacing w:line="240" w:lineRule="auto" w:before="0" w:after="0"/>
-              <w:ind w:firstLine="0"/>
-              <w:jc w:val="left"/>
-            </w:pPr>
-            <w:r>
-              <w:rPr>
-                <w:rFonts w:ascii="Times New Roman" w:hAnsi="Times New Roman"/>
-                <w:b w:val="0"/>
-                <w:color w:val="000000"/>
-                <w:sz w:val="24"/>
-              </w:rPr>
-              <w:t xml:space="preserve">Титул, задание, оглавление, перечень сокращений при необходимости</w:t>
-            </w:r>
-          </w:p>
-        </w:tc>
-        <w:tc>
-          <w:tcPr/>
-          <w:p>
-            <w:pPr>
-              <w:pStyle w:val="Compact"/>
-              <w:spacing w:line="240" w:lineRule="auto" w:before="0" w:after="0"/>
-              <w:ind w:firstLine="0"/>
-              <w:jc w:val="left"/>
-            </w:pPr>
-            <w:r>
-              <w:rPr>
-                <w:rFonts w:ascii="Times New Roman" w:hAnsi="Times New Roman"/>
-                <w:b w:val="0"/>
-                <w:color w:val="000000"/>
-                <w:sz w:val="24"/>
-              </w:rPr>
-              <w:t xml:space="preserve">5</w:t>
-            </w:r>
-          </w:p>
-        </w:tc>
-      </w:tr>
-      <w:tr>
-        <w:tc>
-          <w:tcPr/>
-          <w:p>
-            <w:pPr>
-              <w:pStyle w:val="Compact"/>
-              <w:spacing w:line="240" w:lineRule="auto" w:before="0" w:after="0"/>
-              <w:ind w:firstLine="0"/>
-              <w:jc w:val="left"/>
-            </w:pPr>
-            <w:r>
-              <w:rPr>
-                <w:rFonts w:ascii="Times New Roman" w:hAnsi="Times New Roman"/>
-                <w:b w:val="0"/>
-                <w:color w:val="000000"/>
-                <w:sz w:val="24"/>
-              </w:rPr>
-              <w:t xml:space="preserve">Введение</w:t>
-            </w:r>
-          </w:p>
-        </w:tc>
-        <w:tc>
-          <w:tcPr/>
-          <w:p>
-            <w:pPr>
-              <w:pStyle w:val="Compact"/>
-              <w:spacing w:line="240" w:lineRule="auto" w:before="0" w:after="0"/>
-              <w:ind w:firstLine="0"/>
-              <w:jc w:val="left"/>
-            </w:pPr>
-            <w:r>
-              <w:rPr>
-                <w:rFonts w:ascii="Times New Roman" w:hAnsi="Times New Roman"/>
-                <w:b w:val="0"/>
-                <w:color w:val="000000"/>
-                <w:sz w:val="24"/>
-              </w:rPr>
-              <w:t xml:space="preserve">3</w:t>
-            </w:r>
-          </w:p>
-        </w:tc>
-      </w:tr>
-      <w:tr>
-        <w:tc>
-          <w:tcPr/>
-          <w:p>
-            <w:pPr>
-              <w:pStyle w:val="Compact"/>
-              <w:spacing w:line="240" w:lineRule="auto" w:before="0" w:after="0"/>
-              <w:ind w:firstLine="0"/>
-              <w:jc w:val="left"/>
-            </w:pPr>
-            <w:r>
-              <w:rPr>
-                <w:rFonts w:ascii="Times New Roman" w:hAnsi="Times New Roman"/>
-                <w:b w:val="0"/>
-                <w:color w:val="000000"/>
-                <w:sz w:val="24"/>
-              </w:rPr>
-              <w:t xml:space="preserve">Раздел 1</w:t>
-            </w:r>
-          </w:p>
-        </w:tc>
-        <w:tc>
-          <w:tcPr/>
-          <w:p>
-            <w:pPr>
-              <w:pStyle w:val="Compact"/>
-              <w:spacing w:line="240" w:lineRule="auto" w:before="0" w:after="0"/>
-              <w:ind w:firstLine="0"/>
-              <w:jc w:val="left"/>
-            </w:pPr>
-            <w:r>
-              <w:rPr>
-                <w:rFonts w:ascii="Times New Roman" w:hAnsi="Times New Roman"/>
-                <w:b w:val="0"/>
-                <w:color w:val="000000"/>
-                <w:sz w:val="24"/>
-              </w:rPr>
-              <w:t xml:space="preserve">10</w:t>
-            </w:r>
-          </w:p>
-        </w:tc>
-      </w:tr>
-      <w:tr>
-        <w:tc>
-          <w:tcPr/>
-          <w:p>
-            <w:pPr>
-              <w:pStyle w:val="Compact"/>
-              <w:spacing w:line="240" w:lineRule="auto" w:before="0" w:after="0"/>
-              <w:ind w:firstLine="0"/>
-              <w:jc w:val="left"/>
-            </w:pPr>
-            <w:r>
-              <w:rPr>
-                <w:rFonts w:ascii="Times New Roman" w:hAnsi="Times New Roman"/>
-                <w:b w:val="0"/>
-                <w:color w:val="000000"/>
-                <w:sz w:val="24"/>
-              </w:rPr>
-              <w:t xml:space="preserve">Раздел 2</w:t>
-            </w:r>
-          </w:p>
-        </w:tc>
-        <w:tc>
-          <w:tcPr/>
-          <w:p>
-            <w:pPr>
-              <w:pStyle w:val="Compact"/>
-              <w:spacing w:line="240" w:lineRule="auto" w:before="0" w:after="0"/>
-              <w:ind w:firstLine="0"/>
-              <w:jc w:val="left"/>
-            </w:pPr>
-            <w:r>
-              <w:rPr>
-                <w:rFonts w:ascii="Times New Roman" w:hAnsi="Times New Roman"/>
-                <w:b w:val="0"/>
-                <w:color w:val="000000"/>
-                <w:sz w:val="24"/>
-              </w:rPr>
-              <w:t xml:space="preserve">16</w:t>
-            </w:r>
-          </w:p>
-        </w:tc>
-      </w:tr>
-      <w:tr>
-        <w:tc>
-          <w:tcPr/>
-          <w:p>
-            <w:pPr>
-              <w:pStyle w:val="Compact"/>
-              <w:spacing w:line="240" w:lineRule="auto" w:before="0" w:after="0"/>
-              <w:ind w:firstLine="0"/>
-              <w:jc w:val="left"/>
-            </w:pPr>
-            <w:r>
-              <w:rPr>
-                <w:rFonts w:ascii="Times New Roman" w:hAnsi="Times New Roman"/>
-                <w:b w:val="0"/>
-                <w:color w:val="000000"/>
-                <w:sz w:val="24"/>
-              </w:rPr>
-              <w:t xml:space="preserve">Раздел 3</w:t>
-            </w:r>
-          </w:p>
-        </w:tc>
-        <w:tc>
-          <w:tcPr/>
-          <w:p>
-            <w:pPr>
-              <w:pStyle w:val="Compact"/>
-              <w:spacing w:line="240" w:lineRule="auto" w:before="0" w:after="0"/>
-              <w:ind w:firstLine="0"/>
-              <w:jc w:val="left"/>
-            </w:pPr>
-            <w:r>
-              <w:rPr>
-                <w:rFonts w:ascii="Times New Roman" w:hAnsi="Times New Roman"/>
-                <w:b w:val="0"/>
-                <w:color w:val="000000"/>
-                <w:sz w:val="24"/>
-              </w:rPr>
-              <w:t xml:space="preserve">20</w:t>
-            </w:r>
-          </w:p>
-        </w:tc>
-      </w:tr>
-      <w:tr>
-        <w:tc>
-          <w:tcPr/>
-          <w:p>
-            <w:pPr>
-              <w:pStyle w:val="Compact"/>
-              <w:spacing w:line="240" w:lineRule="auto" w:before="0" w:after="0"/>
-              <w:ind w:firstLine="0"/>
-              <w:jc w:val="left"/>
-            </w:pPr>
-            <w:r>
-              <w:rPr>
-                <w:rFonts w:ascii="Times New Roman" w:hAnsi="Times New Roman"/>
-                <w:b w:val="0"/>
-                <w:color w:val="000000"/>
-                <w:sz w:val="24"/>
-              </w:rPr>
-              <w:t xml:space="preserve">Раздел 4, включая районный пример</w:t>
-            </w:r>
-          </w:p>
-        </w:tc>
-        <w:tc>
-          <w:tcPr/>
-          <w:p>
-            <w:pPr>
-              <w:pStyle w:val="Compact"/>
-              <w:spacing w:line="240" w:lineRule="auto" w:before="0" w:after="0"/>
-              <w:ind w:firstLine="0"/>
-              <w:jc w:val="left"/>
-            </w:pPr>
-            <w:r>
-              <w:rPr>
-                <w:rFonts w:ascii="Times New Roman" w:hAnsi="Times New Roman"/>
-                <w:b w:val="0"/>
-                <w:color w:val="000000"/>
-                <w:sz w:val="24"/>
-              </w:rPr>
-              <w:t xml:space="preserve">10</w:t>
-            </w:r>
-          </w:p>
-        </w:tc>
-      </w:tr>
-      <w:tr>
-        <w:tc>
-          <w:tcPr/>
-          <w:p>
-            <w:pPr>
-              <w:pStyle w:val="Compact"/>
-              <w:spacing w:line="240" w:lineRule="auto" w:before="0" w:after="0"/>
-              <w:ind w:firstLine="0"/>
-              <w:jc w:val="left"/>
-            </w:pPr>
-            <w:r>
-              <w:rPr>
-                <w:rFonts w:ascii="Times New Roman" w:hAnsi="Times New Roman"/>
-                <w:b w:val="0"/>
-                <w:color w:val="000000"/>
-                <w:sz w:val="24"/>
-              </w:rPr>
-              <w:t xml:space="preserve">Заключение</w:t>
-            </w:r>
-          </w:p>
-        </w:tc>
-        <w:tc>
-          <w:tcPr/>
-          <w:p>
-            <w:pPr>
-              <w:pStyle w:val="Compact"/>
-              <w:spacing w:line="240" w:lineRule="auto" w:before="0" w:after="0"/>
-              <w:ind w:firstLine="0"/>
-              <w:jc w:val="left"/>
-            </w:pPr>
-            <w:r>
-              <w:rPr>
-                <w:rFonts w:ascii="Times New Roman" w:hAnsi="Times New Roman"/>
-                <w:b w:val="0"/>
-                <w:color w:val="000000"/>
-                <w:sz w:val="24"/>
-              </w:rPr>
-              <w:t xml:space="preserve">3</w:t>
-            </w:r>
-          </w:p>
-        </w:tc>
-      </w:tr>
-      <w:tr>
-        <w:tc>
-          <w:tcPr/>
-          <w:p>
-            <w:pPr>
-              <w:pStyle w:val="Compact"/>
-              <w:spacing w:line="240" w:lineRule="auto" w:before="0" w:after="0"/>
-              <w:ind w:firstLine="0"/>
-              <w:jc w:val="left"/>
-            </w:pPr>
-            <w:r>
-              <w:rPr>
-                <w:rFonts w:ascii="Times New Roman" w:hAnsi="Times New Roman"/>
-                <w:b w:val="0"/>
-                <w:color w:val="000000"/>
-                <w:sz w:val="24"/>
-              </w:rPr>
-              <w:t xml:space="preserve">Список использованных источников</w:t>
-            </w:r>
-          </w:p>
-        </w:tc>
-        <w:tc>
-          <w:tcPr/>
-          <w:p>
-            <w:pPr>
-              <w:pStyle w:val="Compact"/>
-              <w:spacing w:line="240" w:lineRule="auto" w:before="0" w:after="0"/>
-              <w:ind w:firstLine="0"/>
-              <w:jc w:val="left"/>
-            </w:pPr>
-            <w:r>
-              <w:rPr>
-                <w:rFonts w:ascii="Times New Roman" w:hAnsi="Times New Roman"/>
-                <w:b w:val="0"/>
-                <w:color w:val="000000"/>
-                <w:sz w:val="24"/>
-              </w:rPr>
-              <w:t xml:space="preserve">5</w:t>
-            </w:r>
-          </w:p>
-        </w:tc>
-      </w:tr>
-      <w:tr>
-        <w:tc>
-          <w:tcPr/>
-          <w:p>
-            <w:pPr>
-              <w:pStyle w:val="Compact"/>
-              <w:spacing w:line="240" w:lineRule="auto" w:before="0" w:after="0"/>
-              <w:ind w:firstLine="0"/>
-              <w:jc w:val="left"/>
-            </w:pPr>
-            <w:r>
-              <w:rPr>
-                <w:rFonts w:ascii="Times New Roman" w:hAnsi="Times New Roman"/>
-                <w:b w:val="0"/>
-                <w:color w:val="000000"/>
-                <w:sz w:val="24"/>
-              </w:rPr>
-              <w:t xml:space="preserve">Всего без приложений</w:t>
-            </w:r>
-          </w:p>
-        </w:tc>
-        <w:tc>
-          <w:tcPr/>
-          <w:p>
-            <w:pPr>
-              <w:pStyle w:val="Compact"/>
-              <w:spacing w:line="240" w:lineRule="auto" w:before="0" w:after="0"/>
-              <w:ind w:firstLine="0"/>
-              <w:jc w:val="left"/>
-            </w:pPr>
-            <w:r>
-              <w:rPr>
-                <w:rFonts w:ascii="Times New Roman" w:hAnsi="Times New Roman"/>
-                <w:b w:val="0"/>
-                <w:color w:val="000000"/>
-                <w:sz w:val="24"/>
-              </w:rPr>
-              <w:t xml:space="preserve">72</w:t>
-            </w:r>
-          </w:p>
-        </w:tc>
-      </w:tr>
-    </w:tbl>
-    <w:p>
-      <w:pPr>
-        <w:pStyle w:val="BodyText"/>
-      </w:pPr>
-      <w:r>
-        <w:rPr>
-          <w:b w:val="0"/>
-        </w:rPr>
-        <w:t xml:space="preserve">Количество страниц является рабочим бюджетом, а не поводом расширять текст повторениями. Иллюстративный пример в подразделе 4.3 занимает ориентировочно 3–4 страницы основного текста; полные данные и схема могут быть в приложении. Каждый пункт должен сохранять самостоятельное содержание.</w:t>
-      </w:r>
-    </w:p>
-    <w:bookmarkEnd w:id="48"/>
-    <w:bookmarkStart w:id="49" w:name="метод-и-доказательная-база"/>
-    <w:p>
-      <w:pPr>
-        <w:pStyle w:val="Heading2"/>
-      </w:pPr>
-      <w:r>
-        <w:t>4 МЕТОД И ДОКАЗАТЕЛЬНАЯ БАЗА</w:t>
-      </w:r>
-    </w:p>
-    <w:p>
-      <w:pPr>
-        <w:pStyle w:val="FirstParagraph"/>
-      </w:pPr>
-      <w:r>
-        <w:rPr>
-          <w:b w:val="0"/>
-        </w:rPr>
-        <w:t xml:space="preserve">Основной вариант при текущих материалах: аналитическая ВКР по открытым документам и научным исследованиям, с самостоятельным сопоставлением и сценарной оценкой. Применимость такого варианта практической части необходимо подтвердить с руководителем до её выполнения и окончательного утверждения метода. Работа над теоретической основой и проверкой источников продолжается в рамках поручения автора. Общее положение требует практическую часть, но не определяет для этой темы конкретную методику.</w:t>
-      </w:r>
-    </w:p>
-    <w:p>
-      <w:pPr>
-        <w:pStyle w:val="BodyText"/>
-      </w:pPr>
-      <w:r>
-        <w:rPr>
-          <w:b w:val="0"/>
-        </w:rPr>
-        <w:t xml:space="preserve">Группы необходимых источников:</w:t>
-      </w:r>
-    </w:p>
-    <w:p>
-      <w:pPr>
-        <w:pStyle w:val="Compact"/>
-        <w:numPr>
-          <w:ilvl w:val="0"/>
-          <w:numId w:val="1002"/>
-        </w:numPr>
-      </w:pPr>
-      <w:r>
-        <w:rPr>
-          <w:b w:val="0"/>
-        </w:rPr>
-        <w:t xml:space="preserve">Официальные международные и российские документы: терминология, нормы, сроки и область действия.</w:t>
-      </w:r>
-    </w:p>
-    <w:p>
-      <w:pPr>
-        <w:pStyle w:val="Compact"/>
-        <w:numPr>
-          <w:ilvl w:val="0"/>
-          <w:numId w:val="1002"/>
-        </w:numPr>
-      </w:pPr>
-      <w:r>
-        <w:rPr>
-          <w:b w:val="0"/>
-        </w:rPr>
-        <w:t xml:space="preserve">Российские первичные материалы разработчиков и эксплуатантов: функции систем, условия испытаний, статус применения.</w:t>
-      </w:r>
-    </w:p>
-    <w:p>
-      <w:pPr>
-        <w:pStyle w:val="Compact"/>
-        <w:numPr>
-          <w:ilvl w:val="0"/>
-          <w:numId w:val="1002"/>
-        </w:numPr>
-      </w:pPr>
-      <w:r>
-        <w:rPr>
-          <w:b w:val="0"/>
-        </w:rPr>
-        <w:t xml:space="preserve">Японские первичные материалы аналогичного назначения для сопоставления.</w:t>
-      </w:r>
-    </w:p>
-    <w:p>
-      <w:pPr>
-        <w:pStyle w:val="Compact"/>
-        <w:numPr>
-          <w:ilvl w:val="0"/>
-          <w:numId w:val="1002"/>
-        </w:numPr>
-      </w:pPr>
-      <w:r>
-        <w:rPr>
-          <w:b w:val="0"/>
-        </w:rPr>
-        <w:t xml:space="preserve">Научные работы: методы оценки, технические ограничения, испытания и обсуждение неопределённости.</w:t>
-      </w:r>
-    </w:p>
-    <w:p>
-      <w:pPr>
-        <w:pStyle w:val="Compact"/>
-        <w:numPr>
-          <w:ilvl w:val="0"/>
-          <w:numId w:val="1002"/>
-        </w:numPr>
-      </w:pPr>
-      <w:r>
-        <w:rPr>
-          <w:b w:val="0"/>
-        </w:rPr>
-        <w:t xml:space="preserve">Материалы района: геометрия и правила плавания, условия движения и пригодность данных для примера.</w:t>
-      </w:r>
-    </w:p>
-    <w:p>
-      <w:pPr>
-        <w:pStyle w:val="FirstParagraph"/>
-      </w:pPr>
-      <w:r>
-        <w:rPr>
-          <w:b w:val="0"/>
-        </w:rPr>
-        <w:t xml:space="preserve">Выбор конкретных проектов, района и статей — следующий этап после обсуждения плана. Перечень ещё не является проверенной библиографией. Минимальное количество источников в предоставленных документах не задано; полнота определяется покрытием задач.</w:t>
-      </w:r>
-    </w:p>
-    <w:p>
-      <w:pPr>
-        <w:pStyle w:val="BodyText"/>
-      </w:pPr>
-      <w:r>
-        <w:rPr>
-          <w:b w:val="0"/>
-        </w:rPr>
-        <w:t xml:space="preserve">Для каждого источника сохраняем название, автора/организацию, дату и редакцию, URL/DOI при наличии, локальный файл, дату получения, страницу или раздел, проверяемое утверждение и статус проверки. Если источник есть только в виде аннотации, не приписываем ему результаты из полного текста. При расхождении документов сохраняем обе версии и объясняем выбор; отсутствие публикации не доказывает отсутствие технологии.</w:t>
-      </w:r>
-    </w:p>
-    <w:p>
-      <w:pPr>
-        <w:pStyle w:val="BodyText"/>
-      </w:pPr>
-      <w:r>
-        <w:rPr>
-          <w:b w:val="0"/>
-        </w:rPr>
-        <w:t xml:space="preserve">Факт, аналитический вывод и предложение автора отмечаются отдельно. Коммерческое сообщение может подтверждать заявление поставщика, но не заменяет независимую оценку эффективности. Историческое испытание подтверждает описанный эпизод, а текущий статус проекта требует отдельной проверки.</w:t>
+        <w:t xml:space="preserve">ФИО, группа и специальность известны. Факультет и срок сдачи не установлены; кафедру и руководителя пока не вписывать по просьбе автора. Отдельного задания кроме темы нет. По каждому содержательному этапу применять релевантные инструкции Academic Research Suite, фиксируя конкретную проверку и результат. Повторное открытие тех же файлов без новой задачи не заменяет проверку.</w:t>
       </w:r>
     </w:p>
     <w:bookmarkEnd w:id="49"/>
-    <w:bookmarkStart w:id="50" w:name="как-будет-проходить-работа"/>
-    <w:p>
-      <w:pPr>
-        <w:pStyle w:val="Heading2"/>
-      </w:pPr>
-      <w:r>
-        <w:t>5 КАК БУДЕТ ПРОХОДИТЬ РАБОТА</w:t>
-      </w:r>
-    </w:p>
-    <w:tbl>
-      <w:tblPr>
-        <w:tblStyle w:val="Table"/>
-        <w:tblW w:type="pct" w:w="5000"/>
-        <w:jc w:val="left"/>
-        <w:tblLayout w:type="autofit"/>
-        <w:tblLook w:firstRow="1" w:lastRow="0" w:firstColumn="0" w:lastColumn="0" w:noHBand="0" w:noVBand="0" w:val="0020"/>
-      </w:tblPr>
-      <w:tblGrid>
-        <w:gridCol w:w="2640"/>
-        <w:gridCol w:w="2640"/>
-        <w:gridCol w:w="2640"/>
-      </w:tblGrid>
-      <w:tr>
-        <w:trPr>
-          <w:tblHeader w:val="on"/>
-          <w:tblHeader w:val="true"/>
-        </w:trPr>
-        <w:tc>
-          <w:tcPr/>
-          <w:p>
-            <w:pPr>
-              <w:pStyle w:val="Compact"/>
-              <w:spacing w:line="240" w:lineRule="auto" w:before="0" w:after="0"/>
-              <w:ind w:firstLine="0"/>
-              <w:jc w:val="left"/>
-            </w:pPr>
-            <w:r>
-              <w:rPr>
-                <w:rFonts w:ascii="Times New Roman" w:hAnsi="Times New Roman"/>
-                <w:b w:val="0"/>
-                <w:color w:val="000000"/>
-                <w:sz w:val="24"/>
-              </w:rPr>
-              <w:t xml:space="preserve">Этап</w:t>
-            </w:r>
-          </w:p>
-        </w:tc>
-        <w:tc>
-          <w:tcPr/>
-          <w:p>
-            <w:pPr>
-              <w:pStyle w:val="Compact"/>
-              <w:spacing w:line="240" w:lineRule="auto" w:before="0" w:after="0"/>
-              <w:ind w:firstLine="0"/>
-              <w:jc w:val="left"/>
-            </w:pPr>
-            <w:r>
-              <w:rPr>
-                <w:rFonts w:ascii="Times New Roman" w:hAnsi="Times New Roman"/>
-                <w:b w:val="0"/>
-                <w:color w:val="000000"/>
-                <w:sz w:val="24"/>
-              </w:rPr>
-              <w:t xml:space="preserve">Действия</w:t>
-            </w:r>
-          </w:p>
-        </w:tc>
-        <w:tc>
-          <w:tcPr/>
-          <w:p>
-            <w:pPr>
-              <w:pStyle w:val="Compact"/>
-              <w:spacing w:line="240" w:lineRule="auto" w:before="0" w:after="0"/>
-              <w:ind w:firstLine="0"/>
-              <w:jc w:val="left"/>
-            </w:pPr>
-            <w:r>
-              <w:rPr>
-                <w:rFonts w:ascii="Times New Roman" w:hAnsi="Times New Roman"/>
-                <w:b w:val="0"/>
-                <w:color w:val="000000"/>
-                <w:sz w:val="24"/>
-              </w:rPr>
-              <w:t xml:space="preserve">Сохраняемый результат и условие перехода</w:t>
-            </w:r>
-          </w:p>
-        </w:tc>
-      </w:tr>
-      <w:tr>
-        <w:tc>
-          <w:tcPr/>
-          <w:p>
-            <w:pPr>
-              <w:pStyle w:val="Compact"/>
-              <w:spacing w:line="240" w:lineRule="auto" w:before="0" w:after="0"/>
-              <w:ind w:firstLine="0"/>
-              <w:jc w:val="left"/>
-            </w:pPr>
-            <w:r>
-              <w:rPr>
-                <w:rFonts w:ascii="Times New Roman" w:hAnsi="Times New Roman"/>
-                <w:b w:val="0"/>
-                <w:color w:val="000000"/>
-                <w:sz w:val="24"/>
-              </w:rPr>
-              <w:t xml:space="preserve">1. Уточнение</w:t>
-            </w:r>
-          </w:p>
-        </w:tc>
-        <w:tc>
-          <w:tcPr/>
-          <w:p>
-            <w:pPr>
-              <w:pStyle w:val="Compact"/>
-              <w:spacing w:line="240" w:lineRule="auto" w:before="0" w:after="0"/>
-              <w:ind w:firstLine="0"/>
-              <w:jc w:val="left"/>
-            </w:pPr>
-            <w:r>
-              <w:rPr>
-                <w:rFonts w:ascii="Times New Roman" w:hAnsi="Times New Roman"/>
-                <w:b w:val="0"/>
-                <w:color w:val="000000"/>
-                <w:sz w:val="24"/>
-              </w:rPr>
-              <w:t xml:space="preserve">Обсудить исследовательский вопрос, требования кафедры и метод практической части</w:t>
-            </w:r>
-          </w:p>
-        </w:tc>
-        <w:tc>
-          <w:tcPr/>
-          <w:p>
-            <w:pPr>
-              <w:pStyle w:val="Compact"/>
-              <w:spacing w:line="240" w:lineRule="auto" w:before="0" w:after="0"/>
-              <w:ind w:firstLine="0"/>
-              <w:jc w:val="left"/>
-            </w:pPr>
-            <w:r>
-              <w:rPr>
-                <w:rFonts w:ascii="Times New Roman" w:hAnsi="Times New Roman"/>
-                <w:b w:val="0"/>
-                <w:color w:val="000000"/>
-                <w:sz w:val="24"/>
-              </w:rPr>
-              <w:t xml:space="preserve">Уточнённый план; нерешённые вопросы обозначены</w:t>
-            </w:r>
-          </w:p>
-        </w:tc>
-      </w:tr>
-      <w:tr>
-        <w:tc>
-          <w:tcPr/>
-          <w:p>
-            <w:pPr>
-              <w:pStyle w:val="Compact"/>
-              <w:spacing w:line="240" w:lineRule="auto" w:before="0" w:after="0"/>
-              <w:ind w:firstLine="0"/>
-              <w:jc w:val="left"/>
-            </w:pPr>
-            <w:r>
-              <w:rPr>
-                <w:rFonts w:ascii="Times New Roman" w:hAnsi="Times New Roman"/>
-                <w:b w:val="0"/>
-                <w:color w:val="000000"/>
-                <w:sz w:val="24"/>
-              </w:rPr>
-              <w:t xml:space="preserve">2. Поиск</w:t>
-            </w:r>
-          </w:p>
-        </w:tc>
-        <w:tc>
-          <w:tcPr/>
-          <w:p>
-            <w:pPr>
-              <w:pStyle w:val="Compact"/>
-              <w:spacing w:line="240" w:lineRule="auto" w:before="0" w:after="0"/>
-              <w:ind w:firstLine="0"/>
-              <w:jc w:val="left"/>
-            </w:pPr>
-            <w:r>
-              <w:rPr>
-                <w:rFonts w:ascii="Times New Roman" w:hAnsi="Times New Roman"/>
-                <w:b w:val="0"/>
-                <w:color w:val="000000"/>
-                <w:sz w:val="24"/>
-              </w:rPr>
-              <w:t xml:space="preserve">Искать российские материалы, затем японские и методические исследования</w:t>
-            </w:r>
-          </w:p>
-        </w:tc>
-        <w:tc>
-          <w:tcPr/>
-          <w:p>
-            <w:pPr>
-              <w:pStyle w:val="Compact"/>
-              <w:spacing w:line="240" w:lineRule="auto" w:before="0" w:after="0"/>
-              <w:ind w:firstLine="0"/>
-              <w:jc w:val="left"/>
-            </w:pPr>
-            <w:r>
-              <w:rPr>
-                <w:rFonts w:ascii="Times New Roman" w:hAnsi="Times New Roman"/>
-                <w:b w:val="0"/>
-                <w:color w:val="000000"/>
-                <w:sz w:val="24"/>
-              </w:rPr>
-              <w:t xml:space="preserve">Журнал поиска, карточки источников; достаточные данные для сравнения</w:t>
-            </w:r>
-          </w:p>
-        </w:tc>
-      </w:tr>
-      <w:tr>
-        <w:tc>
-          <w:tcPr/>
-          <w:p>
-            <w:pPr>
-              <w:pStyle w:val="Compact"/>
-              <w:spacing w:line="240" w:lineRule="auto" w:before="0" w:after="0"/>
-              <w:ind w:firstLine="0"/>
-              <w:jc w:val="left"/>
-            </w:pPr>
-            <w:r>
-              <w:rPr>
-                <w:rFonts w:ascii="Times New Roman" w:hAnsi="Times New Roman"/>
-                <w:b w:val="0"/>
-                <w:color w:val="000000"/>
-                <w:sz w:val="24"/>
-              </w:rPr>
-              <w:t xml:space="preserve">3. Проверка</w:t>
-            </w:r>
-          </w:p>
-        </w:tc>
-        <w:tc>
-          <w:tcPr/>
-          <w:p>
-            <w:pPr>
-              <w:pStyle w:val="Compact"/>
-              <w:spacing w:line="240" w:lineRule="auto" w:before="0" w:after="0"/>
-              <w:ind w:firstLine="0"/>
-              <w:jc w:val="left"/>
-            </w:pPr>
-            <w:r>
-              <w:rPr>
-                <w:rFonts w:ascii="Times New Roman" w:hAnsi="Times New Roman"/>
-                <w:b w:val="0"/>
-                <w:color w:val="000000"/>
-                <w:sz w:val="24"/>
-              </w:rPr>
-              <w:t xml:space="preserve">Проверить первоисточники, даты, полномочия документов, контекст и точность переводов</w:t>
-            </w:r>
-          </w:p>
-        </w:tc>
-        <w:tc>
-          <w:tcPr/>
-          <w:p>
-            <w:pPr>
-              <w:pStyle w:val="Compact"/>
-              <w:spacing w:line="240" w:lineRule="auto" w:before="0" w:after="0"/>
-              <w:ind w:firstLine="0"/>
-              <w:jc w:val="left"/>
-            </w:pPr>
-            <w:r>
-              <w:rPr>
-                <w:rFonts w:ascii="Times New Roman" w:hAnsi="Times New Roman"/>
-                <w:b w:val="0"/>
-                <w:color w:val="000000"/>
-                <w:sz w:val="24"/>
-              </w:rPr>
-              <w:t xml:space="preserve">Реестр доказательств и список пробелов</w:t>
-            </w:r>
-          </w:p>
-        </w:tc>
-      </w:tr>
-      <w:tr>
-        <w:tc>
-          <w:tcPr/>
-          <w:p>
-            <w:pPr>
-              <w:pStyle w:val="Compact"/>
-              <w:spacing w:line="240" w:lineRule="auto" w:before="0" w:after="0"/>
-              <w:ind w:firstLine="0"/>
-              <w:jc w:val="left"/>
-            </w:pPr>
-            <w:r>
-              <w:rPr>
-                <w:rFonts w:ascii="Times New Roman" w:hAnsi="Times New Roman"/>
-                <w:b w:val="0"/>
-                <w:color w:val="000000"/>
-                <w:sz w:val="24"/>
-              </w:rPr>
-              <w:t xml:space="preserve">4. Матрица анализа</w:t>
-            </w:r>
-          </w:p>
-        </w:tc>
-        <w:tc>
-          <w:tcPr/>
-          <w:p>
-            <w:pPr>
-              <w:pStyle w:val="Compact"/>
-              <w:spacing w:line="240" w:lineRule="auto" w:before="0" w:after="0"/>
-              <w:ind w:firstLine="0"/>
-              <w:jc w:val="left"/>
-            </w:pPr>
-            <w:r>
-              <w:rPr>
-                <w:rFonts w:ascii="Times New Roman" w:hAnsi="Times New Roman"/>
-                <w:b w:val="0"/>
-                <w:color w:val="000000"/>
-                <w:sz w:val="24"/>
-              </w:rPr>
-              <w:t xml:space="preserve">Составить критерии и сценарии, сопоставить проекты</w:t>
-            </w:r>
-          </w:p>
-        </w:tc>
-        <w:tc>
-          <w:tcPr/>
-          <w:p>
-            <w:pPr>
-              <w:pStyle w:val="Compact"/>
-              <w:spacing w:line="240" w:lineRule="auto" w:before="0" w:after="0"/>
-              <w:ind w:firstLine="0"/>
-              <w:jc w:val="left"/>
-            </w:pPr>
-            <w:r>
-              <w:rPr>
-                <w:rFonts w:ascii="Times New Roman" w:hAnsi="Times New Roman"/>
-                <w:b w:val="0"/>
-                <w:color w:val="000000"/>
-                <w:sz w:val="24"/>
-              </w:rPr>
-              <w:t xml:space="preserve">Обоснованная структура аналитической части</w:t>
-            </w:r>
-          </w:p>
-        </w:tc>
-      </w:tr>
-      <w:tr>
-        <w:tc>
-          <w:tcPr/>
-          <w:p>
-            <w:pPr>
-              <w:pStyle w:val="Compact"/>
-              <w:spacing w:line="240" w:lineRule="auto" w:before="0" w:after="0"/>
-              <w:ind w:firstLine="0"/>
-              <w:jc w:val="left"/>
-            </w:pPr>
-            <w:r>
-              <w:rPr>
-                <w:rFonts w:ascii="Times New Roman" w:hAnsi="Times New Roman"/>
-                <w:b w:val="0"/>
-                <w:color w:val="000000"/>
-                <w:sz w:val="24"/>
-              </w:rPr>
-              <w:t xml:space="preserve">5. Текст по разделам</w:t>
-            </w:r>
-          </w:p>
-        </w:tc>
-        <w:tc>
-          <w:tcPr/>
-          <w:p>
-            <w:pPr>
-              <w:pStyle w:val="Compact"/>
-              <w:spacing w:line="240" w:lineRule="auto" w:before="0" w:after="0"/>
-              <w:ind w:firstLine="0"/>
-              <w:jc w:val="left"/>
-            </w:pPr>
-            <w:r>
-              <w:rPr>
-                <w:rFonts w:ascii="Times New Roman" w:hAnsi="Times New Roman"/>
-                <w:b w:val="0"/>
-                <w:color w:val="000000"/>
-                <w:sz w:val="24"/>
-              </w:rPr>
-              <w:t xml:space="preserve">Обсуждать тезис раздела, писать на основе доказательств, проверять возражения</w:t>
-            </w:r>
-          </w:p>
-        </w:tc>
-        <w:tc>
-          <w:tcPr/>
-          <w:p>
-            <w:pPr>
-              <w:pStyle w:val="Compact"/>
-              <w:spacing w:line="240" w:lineRule="auto" w:before="0" w:after="0"/>
-              <w:ind w:firstLine="0"/>
-              <w:jc w:val="left"/>
-            </w:pPr>
-            <w:r>
-              <w:rPr>
-                <w:rFonts w:ascii="Times New Roman" w:hAnsi="Times New Roman"/>
-                <w:b w:val="0"/>
-                <w:color w:val="000000"/>
-                <w:sz w:val="24"/>
-              </w:rPr>
-              <w:t xml:space="preserve">Версия каждого раздела с источниками и выводами автора</w:t>
-            </w:r>
-          </w:p>
-        </w:tc>
-      </w:tr>
-      <w:tr>
-        <w:tc>
-          <w:tcPr/>
-          <w:p>
-            <w:pPr>
-              <w:pStyle w:val="Compact"/>
-              <w:spacing w:line="240" w:lineRule="auto" w:before="0" w:after="0"/>
-              <w:ind w:firstLine="0"/>
-              <w:jc w:val="left"/>
-            </w:pPr>
-            <w:r>
-              <w:rPr>
-                <w:rFonts w:ascii="Times New Roman" w:hAnsi="Times New Roman"/>
-                <w:b w:val="0"/>
-                <w:color w:val="000000"/>
-                <w:sz w:val="24"/>
-              </w:rPr>
-              <w:t xml:space="preserve">6. Районный пример</w:t>
-            </w:r>
-          </w:p>
-        </w:tc>
-        <w:tc>
-          <w:tcPr/>
-          <w:p>
-            <w:pPr>
-              <w:pStyle w:val="Compact"/>
-              <w:spacing w:line="240" w:lineRule="auto" w:before="0" w:after="0"/>
-              <w:ind w:firstLine="0"/>
-              <w:jc w:val="left"/>
-            </w:pPr>
-            <w:r>
-              <w:rPr>
-                <w:rFonts w:ascii="Times New Roman" w:hAnsi="Times New Roman"/>
-                <w:b w:val="0"/>
-                <w:color w:val="000000"/>
-                <w:sz w:val="24"/>
-              </w:rPr>
-              <w:t xml:space="preserve">Выбрать район по доступным данным и применить матрицу</w:t>
-            </w:r>
-          </w:p>
-        </w:tc>
-        <w:tc>
-          <w:tcPr/>
-          <w:p>
-            <w:pPr>
-              <w:pStyle w:val="Compact"/>
-              <w:spacing w:line="240" w:lineRule="auto" w:before="0" w:after="0"/>
-              <w:ind w:firstLine="0"/>
-              <w:jc w:val="left"/>
-            </w:pPr>
-            <w:r>
-              <w:rPr>
-                <w:rFonts w:ascii="Times New Roman" w:hAnsi="Times New Roman"/>
-                <w:b w:val="0"/>
-                <w:color w:val="000000"/>
-                <w:sz w:val="24"/>
-              </w:rPr>
-              <w:t xml:space="preserve">Предметный пример с явно указанными ограничениями</w:t>
-            </w:r>
-          </w:p>
-        </w:tc>
-      </w:tr>
-      <w:tr>
-        <w:tc>
-          <w:tcPr/>
-          <w:p>
-            <w:pPr>
-              <w:pStyle w:val="Compact"/>
-              <w:spacing w:line="240" w:lineRule="auto" w:before="0" w:after="0"/>
-              <w:ind w:firstLine="0"/>
-              <w:jc w:val="left"/>
-            </w:pPr>
-            <w:r>
-              <w:rPr>
-                <w:rFonts w:ascii="Times New Roman" w:hAnsi="Times New Roman"/>
-                <w:b w:val="0"/>
-                <w:color w:val="000000"/>
-                <w:sz w:val="24"/>
-              </w:rPr>
-              <w:t xml:space="preserve">7. Сборка</w:t>
-            </w:r>
-          </w:p>
-        </w:tc>
-        <w:tc>
-          <w:tcPr/>
-          <w:p>
-            <w:pPr>
-              <w:pStyle w:val="Compact"/>
-              <w:spacing w:line="240" w:lineRule="auto" w:before="0" w:after="0"/>
-              <w:ind w:firstLine="0"/>
-              <w:jc w:val="left"/>
-            </w:pPr>
-            <w:r>
-              <w:rPr>
-                <w:rFonts w:ascii="Times New Roman" w:hAnsi="Times New Roman"/>
-                <w:b w:val="0"/>
-                <w:color w:val="000000"/>
-                <w:sz w:val="24"/>
-              </w:rPr>
-              <w:t xml:space="preserve">Уточнить введение и заключение, оформить ссылки, таблицы, приложения и титул</w:t>
-            </w:r>
-          </w:p>
-        </w:tc>
-        <w:tc>
-          <w:tcPr/>
-          <w:p>
-            <w:pPr>
-              <w:pStyle w:val="Compact"/>
-              <w:spacing w:line="240" w:lineRule="auto" w:before="0" w:after="0"/>
-              <w:ind w:firstLine="0"/>
-              <w:jc w:val="left"/>
-            </w:pPr>
-            <w:r>
-              <w:rPr>
-                <w:rFonts w:ascii="Times New Roman" w:hAnsi="Times New Roman"/>
-                <w:b w:val="0"/>
-                <w:color w:val="000000"/>
-                <w:sz w:val="24"/>
-              </w:rPr>
-              <w:t xml:space="preserve">Цельный документ; проверка по методическим требованиям</w:t>
-            </w:r>
-          </w:p>
-        </w:tc>
-      </w:tr>
-      <w:tr>
-        <w:tc>
-          <w:tcPr/>
-          <w:p>
-            <w:pPr>
-              <w:pStyle w:val="Compact"/>
-              <w:spacing w:line="240" w:lineRule="auto" w:before="0" w:after="0"/>
-              <w:ind w:firstLine="0"/>
-              <w:jc w:val="left"/>
-            </w:pPr>
-            <w:r>
-              <w:rPr>
-                <w:rFonts w:ascii="Times New Roman" w:hAnsi="Times New Roman"/>
-                <w:b w:val="0"/>
-                <w:color w:val="000000"/>
-                <w:sz w:val="24"/>
-              </w:rPr>
-              <w:t xml:space="preserve">8. Проверка руководителем</w:t>
-            </w:r>
-          </w:p>
-        </w:tc>
-        <w:tc>
-          <w:tcPr/>
-          <w:p>
-            <w:pPr>
-              <w:pStyle w:val="Compact"/>
-              <w:spacing w:line="240" w:lineRule="auto" w:before="0" w:after="0"/>
-              <w:ind w:firstLine="0"/>
-              <w:jc w:val="left"/>
-            </w:pPr>
-            <w:r>
-              <w:rPr>
-                <w:rFonts w:ascii="Times New Roman" w:hAnsi="Times New Roman"/>
-                <w:b w:val="0"/>
-                <w:color w:val="000000"/>
-                <w:sz w:val="24"/>
-              </w:rPr>
-              <w:t xml:space="preserve">Получить замечания и официальный отчёт проверки, исправить выявленные проблемы</w:t>
-            </w:r>
-          </w:p>
-        </w:tc>
-        <w:tc>
-          <w:tcPr/>
-          <w:p>
-            <w:pPr>
-              <w:pStyle w:val="Compact"/>
-              <w:spacing w:line="240" w:lineRule="auto" w:before="0" w:after="0"/>
-              <w:ind w:firstLine="0"/>
-              <w:jc w:val="left"/>
-            </w:pPr>
-            <w:r>
-              <w:rPr>
-                <w:rFonts w:ascii="Times New Roman" w:hAnsi="Times New Roman"/>
-                <w:b w:val="0"/>
-                <w:color w:val="000000"/>
-                <w:sz w:val="24"/>
-              </w:rPr>
-              <w:t xml:space="preserve">Версия для представления по правилам кафедры</w:t>
-            </w:r>
-          </w:p>
-        </w:tc>
-      </w:tr>
-    </w:tbl>
-    <w:p>
-      <w:pPr>
-        <w:pStyle w:val="BodyText"/>
-      </w:pPr>
-      <w:r>
-        <w:rPr>
-          <w:b w:val="0"/>
-        </w:rPr>
-        <w:t xml:space="preserve">Календарь определим после получения срока сдачи; даты не назначаем произвольно. Перед обсуждением каждого раздела выясняем, какой вывод автор считает обоснованным и какое доказательство могло бы его опровергнуть. Мои предложения и ваши предположения проверяются одинаково.</w:t>
-      </w:r>
-    </w:p>
-    <w:p>
-      <w:pPr>
-        <w:pStyle w:val="BodyText"/>
-      </w:pPr>
-      <w:r>
-        <w:rPr>
-          <w:b w:val="0"/>
-        </w:rPr>
-        <w:t xml:space="preserve">На текущем этапе обсуждаем содержание, доказательства и метод. Мои задачи — помочь с планированием, поиском и проверкой, дискуссией, редактированием и оформлением. Перефразирование и перевод чужого текста требуют ссылки; собственный результат создаётся анализом и его обоснованием. Требования проверки вынесены в отдельную памятку</w:t>
-      </w:r>
-      <w:r>
-        <w:rPr>
-          <w:b w:val="0"/>
-        </w:rPr>
-        <w:t xml:space="preserve"> </w:t>
-      </w:r>
-      <w:r>
-        <w:rPr>
-          <w:rStyle w:val="VerbatimChar"/>
-          <w:b w:val="0"/>
-        </w:rPr>
-        <w:t xml:space="preserve">requirements/requirements.md</w:t>
-      </w:r>
-      <w:r>
-        <w:rPr>
-          <w:b w:val="0"/>
-        </w:rPr>
-        <w:t xml:space="preserve">.</w:t>
-      </w:r>
-    </w:p>
     <w:bookmarkEnd w:id="50"/>
-    <w:bookmarkStart w:id="51" w:name="текущие-решения-и-открытые-сведения"/>
-    <w:p>
-      <w:pPr>
-        <w:pStyle w:val="Heading2"/>
-      </w:pPr>
-      <w:r>
-        <w:t>6 ТЕКУЩИЕ РЕШЕНИЯ И ОТКРЫТЫЕ СВЕДЕНИЯ</w:t>
-      </w:r>
-    </w:p>
-    <w:p>
-      <w:pPr>
-        <w:pStyle w:val="FirstParagraph"/>
-      </w:pPr>
-      <w:r>
-        <w:rPr>
-          <w:b w:val="0"/>
-        </w:rPr>
-        <w:t xml:space="preserve">Уже подтверждены специалитет, общий анализ с районным примером в конце и внимание к обнаружению опасности и пониманию обстановки. Российский материал идёт раньше японского. У автора есть опыт перехода Санкт-Петербург — Балтийск на паруснике; конкретный район как исследовательский пример не выбран.</w:t>
-      </w:r>
-    </w:p>
-    <w:p>
-      <w:pPr>
-        <w:pStyle w:val="BodyText"/>
-      </w:pPr>
-      <w:r>
-        <w:rPr>
-          <w:b w:val="0"/>
-        </w:rPr>
-        <w:t xml:space="preserve">Пользователь сообщил специальность 26.05.05 Судовождение, ФИО и группу S-612; год защиты из ответа понят как 2026. Кафедру и руководителя пока не вписываем по его просьбе. Срок сдачи и факультет не установлены; отдельного задания кроме темы нет. Метод практической части ещё предстоит согласовать. Эти сведения нужны для утверждения и окончательной сборки; их отсутствие не блокирует подготовку основы и проверку материалов. Новые вопросы формулируются по конкретному нерешённому содержательному решению, без повторного интервью по уже полученным ответам.</w:t>
-      </w:r>
-    </w:p>
-    <w:p>
-      <w:pPr>
-        <w:pStyle w:val="BodyText"/>
-      </w:pPr>
-      <w:r>
-        <w:rPr>
-          <w:b w:val="0"/>
-        </w:rPr>
-        <w:t xml:space="preserve">Исследовательский пробел, вклад и выводы не назначаются заранее. Обсуждение авторской позиции продолжается после расширения корпуса и выполнения анализа.</w:t>
-      </w:r>
-    </w:p>
-    <w:bookmarkEnd w:id="51"/>
-    <w:bookmarkStart w:id="52" w:name="карта-задача-раздел-источники-результат"/>
-    <w:p>
-      <w:pPr>
-        <w:pStyle w:val="Heading2"/>
-      </w:pPr>
-      <w:r>
-        <w:t>7 КАРТА «ЗАДАЧА — РАЗДЕЛ — ИСТОЧНИКИ — РЕЗУЛЬТАТ»</w:t>
-      </w:r>
-    </w:p>
-    <w:tbl>
-      <w:tblPr>
-        <w:tblStyle w:val="Table"/>
-        <w:tblW w:type="pct" w:w="5000"/>
-        <w:jc w:val="left"/>
-        <w:tblLayout w:type="autofit"/>
-        <w:tblLook w:firstRow="1" w:lastRow="0" w:firstColumn="0" w:lastColumn="0" w:noHBand="0" w:noVBand="0" w:val="0020"/>
-      </w:tblPr>
-      <w:tblGrid>
-        <w:gridCol w:w="1980"/>
-        <w:gridCol w:w="1980"/>
-        <w:gridCol w:w="1980"/>
-        <w:gridCol w:w="1980"/>
-      </w:tblGrid>
-      <w:tr>
-        <w:trPr>
-          <w:tblHeader w:val="on"/>
-          <w:tblHeader w:val="true"/>
-        </w:trPr>
-        <w:tc>
-          <w:tcPr/>
-          <w:p>
-            <w:pPr>
-              <w:pStyle w:val="Compact"/>
-              <w:spacing w:line="240" w:lineRule="auto" w:before="0" w:after="0"/>
-              <w:ind w:firstLine="0"/>
-              <w:jc w:val="left"/>
-            </w:pPr>
-            <w:r>
-              <w:rPr>
-                <w:rFonts w:ascii="Times New Roman" w:hAnsi="Times New Roman"/>
-                <w:b w:val="0"/>
-                <w:color w:val="000000"/>
-                <w:sz w:val="24"/>
-              </w:rPr>
-              <w:t xml:space="preserve">Задача</w:t>
-            </w:r>
-          </w:p>
-        </w:tc>
-        <w:tc>
-          <w:tcPr/>
-          <w:p>
-            <w:pPr>
-              <w:pStyle w:val="Compact"/>
-              <w:spacing w:line="240" w:lineRule="auto" w:before="0" w:after="0"/>
-              <w:ind w:firstLine="0"/>
-              <w:jc w:val="left"/>
-            </w:pPr>
-            <w:r>
-              <w:rPr>
-                <w:rFonts w:ascii="Times New Roman" w:hAnsi="Times New Roman"/>
-                <w:b w:val="0"/>
-                <w:color w:val="000000"/>
-                <w:sz w:val="24"/>
-              </w:rPr>
-              <w:t xml:space="preserve">Основной раздел</w:t>
-            </w:r>
-          </w:p>
-        </w:tc>
-        <w:tc>
-          <w:tcPr/>
-          <w:p>
-            <w:pPr>
-              <w:pStyle w:val="Compact"/>
-              <w:spacing w:line="240" w:lineRule="auto" w:before="0" w:after="0"/>
-              <w:ind w:firstLine="0"/>
-              <w:jc w:val="left"/>
-            </w:pPr>
-            <w:r>
-              <w:rPr>
-                <w:rFonts w:ascii="Times New Roman" w:hAnsi="Times New Roman"/>
-                <w:b w:val="0"/>
-                <w:color w:val="000000"/>
-                <w:sz w:val="24"/>
-              </w:rPr>
-              <w:t xml:space="preserve">Что уже доступно и чего не хватает</w:t>
-            </w:r>
-          </w:p>
-        </w:tc>
-        <w:tc>
-          <w:tcPr/>
-          <w:p>
-            <w:pPr>
-              <w:pStyle w:val="Compact"/>
-              <w:spacing w:line="240" w:lineRule="auto" w:before="0" w:after="0"/>
-              <w:ind w:firstLine="0"/>
-              <w:jc w:val="left"/>
-            </w:pPr>
-            <w:r>
-              <w:rPr>
-                <w:rFonts w:ascii="Times New Roman" w:hAnsi="Times New Roman"/>
-                <w:b w:val="0"/>
-                <w:color w:val="000000"/>
-                <w:sz w:val="24"/>
-              </w:rPr>
-              <w:t xml:space="preserve">Предполагаемый результат</w:t>
-            </w:r>
-          </w:p>
-        </w:tc>
-      </w:tr>
-      <w:tr>
-        <w:tc>
-          <w:tcPr/>
-          <w:p>
-            <w:pPr>
-              <w:pStyle w:val="Compact"/>
-              <w:spacing w:line="240" w:lineRule="auto" w:before="0" w:after="0"/>
-              <w:ind w:firstLine="0"/>
-              <w:jc w:val="left"/>
-            </w:pPr>
-            <w:r>
-              <w:rPr>
-                <w:rFonts w:ascii="Times New Roman" w:hAnsi="Times New Roman"/>
-                <w:b w:val="0"/>
-                <w:color w:val="000000"/>
-                <w:sz w:val="24"/>
-              </w:rPr>
-              <w:t xml:space="preserve">Термины, функции и условия узкости</w:t>
-            </w:r>
-          </w:p>
-        </w:tc>
-        <w:tc>
-          <w:tcPr/>
-          <w:p>
-            <w:pPr>
-              <w:pStyle w:val="Compact"/>
-              <w:spacing w:line="240" w:lineRule="auto" w:before="0" w:after="0"/>
-              <w:ind w:firstLine="0"/>
-              <w:jc w:val="left"/>
-            </w:pPr>
-            <w:r>
-              <w:rPr>
-                <w:rFonts w:ascii="Times New Roman" w:hAnsi="Times New Roman"/>
-                <w:b w:val="0"/>
-                <w:color w:val="000000"/>
-                <w:sz w:val="24"/>
-              </w:rPr>
-              <w:t xml:space="preserve">1.1–1.4</w:t>
-            </w:r>
-          </w:p>
-        </w:tc>
-        <w:tc>
-          <w:tcPr/>
-          <w:p>
-            <w:pPr>
-              <w:pStyle w:val="Compact"/>
-              <w:spacing w:line="240" w:lineRule="auto" w:before="0" w:after="0"/>
-              <w:ind w:firstLine="0"/>
-              <w:jc w:val="left"/>
-            </w:pPr>
-            <w:r>
-              <w:rPr>
-                <w:rFonts w:ascii="Times New Roman" w:hAnsi="Times New Roman"/>
-                <w:b w:val="0"/>
-                <w:color w:val="000000"/>
-                <w:sz w:val="24"/>
-              </w:rPr>
-              <w:t xml:space="preserve">S001–S006; технические фрагменты S012–S017. Нужны учебник, полный текст применимых правил и действующие российские первоисточники</w:t>
-            </w:r>
-          </w:p>
-        </w:tc>
-        <w:tc>
-          <w:tcPr/>
-          <w:p>
-            <w:pPr>
-              <w:pStyle w:val="Compact"/>
-              <w:spacing w:line="240" w:lineRule="auto" w:before="0" w:after="0"/>
-              <w:ind w:firstLine="0"/>
-              <w:jc w:val="left"/>
-            </w:pPr>
-            <w:r>
-              <w:rPr>
-                <w:rFonts w:ascii="Times New Roman" w:hAnsi="Times New Roman"/>
-                <w:b w:val="0"/>
-                <w:color w:val="000000"/>
-                <w:sz w:val="24"/>
-              </w:rPr>
-              <w:t xml:space="preserve">Определения, схема функций, обоснованные требования к сценариям</w:t>
-            </w:r>
-          </w:p>
-        </w:tc>
-      </w:tr>
-      <w:tr>
-        <w:tc>
-          <w:tcPr/>
-          <w:p>
-            <w:pPr>
-              <w:pStyle w:val="Compact"/>
-              <w:spacing w:line="240" w:lineRule="auto" w:before="0" w:after="0"/>
-              <w:ind w:firstLine="0"/>
-              <w:jc w:val="left"/>
-            </w:pPr>
-            <w:r>
-              <w:rPr>
-                <w:rFonts w:ascii="Times New Roman" w:hAnsi="Times New Roman"/>
-                <w:b w:val="0"/>
-                <w:color w:val="000000"/>
-                <w:sz w:val="24"/>
-              </w:rPr>
-              <w:t xml:space="preserve">Российские проекты</w:t>
-            </w:r>
-          </w:p>
-        </w:tc>
-        <w:tc>
-          <w:tcPr/>
-          <w:p>
-            <w:pPr>
-              <w:pStyle w:val="Compact"/>
-              <w:spacing w:line="240" w:lineRule="auto" w:before="0" w:after="0"/>
-              <w:ind w:firstLine="0"/>
-              <w:jc w:val="left"/>
-            </w:pPr>
-            <w:r>
-              <w:rPr>
-                <w:rFonts w:ascii="Times New Roman" w:hAnsi="Times New Roman"/>
-                <w:b w:val="0"/>
-                <w:color w:val="000000"/>
-                <w:sz w:val="24"/>
-              </w:rPr>
-              <w:t xml:space="preserve">2.1–2.3</w:t>
-            </w:r>
-          </w:p>
-        </w:tc>
-        <w:tc>
-          <w:tcPr/>
-          <w:p>
-            <w:pPr>
-              <w:pStyle w:val="Compact"/>
-              <w:spacing w:line="240" w:lineRule="auto" w:before="0" w:after="0"/>
-              <w:ind w:firstLine="0"/>
-              <w:jc w:val="left"/>
-            </w:pPr>
-            <w:r>
-              <w:rPr>
-                <w:rFonts w:ascii="Times New Roman" w:hAnsi="Times New Roman"/>
-                <w:b w:val="0"/>
-                <w:color w:val="000000"/>
-                <w:sz w:val="24"/>
-              </w:rPr>
-              <w:t xml:space="preserve">S007–S010: сведения одного разработчика. Нужны документы эксплуатантов, одобрения и расширение выборки</w:t>
-            </w:r>
-          </w:p>
-        </w:tc>
-        <w:tc>
-          <w:tcPr/>
-          <w:p>
-            <w:pPr>
-              <w:pStyle w:val="Compact"/>
-              <w:spacing w:line="240" w:lineRule="auto" w:before="0" w:after="0"/>
-              <w:ind w:firstLine="0"/>
-              <w:jc w:val="left"/>
-            </w:pPr>
-            <w:r>
-              <w:rPr>
-                <w:rFonts w:ascii="Times New Roman" w:hAnsi="Times New Roman"/>
-                <w:b w:val="0"/>
-                <w:color w:val="000000"/>
-                <w:sz w:val="24"/>
-              </w:rPr>
-              <w:t xml:space="preserve">Карточки датированных эпизодов с режимами и ограничениями</w:t>
-            </w:r>
-          </w:p>
-        </w:tc>
-      </w:tr>
-      <w:tr>
-        <w:tc>
-          <w:tcPr/>
-          <w:p>
-            <w:pPr>
-              <w:pStyle w:val="Compact"/>
-              <w:spacing w:line="240" w:lineRule="auto" w:before="0" w:after="0"/>
-              <w:ind w:firstLine="0"/>
-              <w:jc w:val="left"/>
-            </w:pPr>
-            <w:r>
-              <w:rPr>
-                <w:rFonts w:ascii="Times New Roman" w:hAnsi="Times New Roman"/>
-                <w:b w:val="0"/>
-                <w:color w:val="000000"/>
-                <w:sz w:val="24"/>
-              </w:rPr>
-              <w:t xml:space="preserve">Японское сопоставление</w:t>
-            </w:r>
-          </w:p>
-        </w:tc>
-        <w:tc>
-          <w:tcPr/>
-          <w:p>
-            <w:pPr>
-              <w:pStyle w:val="Compact"/>
-              <w:spacing w:line="240" w:lineRule="auto" w:before="0" w:after="0"/>
-              <w:ind w:firstLine="0"/>
-              <w:jc w:val="left"/>
-            </w:pPr>
-            <w:r>
-              <w:rPr>
-                <w:rFonts w:ascii="Times New Roman" w:hAnsi="Times New Roman"/>
-                <w:b w:val="0"/>
-                <w:color w:val="000000"/>
-                <w:sz w:val="24"/>
-              </w:rPr>
-              <w:t xml:space="preserve">2.4–2.5</w:t>
-            </w:r>
-          </w:p>
-        </w:tc>
-        <w:tc>
-          <w:tcPr/>
-          <w:p>
-            <w:pPr>
-              <w:pStyle w:val="Compact"/>
-              <w:spacing w:line="240" w:lineRule="auto" w:before="0" w:after="0"/>
-              <w:ind w:firstLine="0"/>
-              <w:jc w:val="left"/>
-            </w:pPr>
-            <w:r>
-              <w:rPr>
-                <w:rFonts w:ascii="Times New Roman" w:hAnsi="Times New Roman"/>
-                <w:b w:val="0"/>
-                <w:color w:val="000000"/>
-                <w:sz w:val="24"/>
-              </w:rPr>
-              <w:t xml:space="preserve">Проверенный корпус ещё не собран; требуются сопоставимые судна, функции и условия</w:t>
-            </w:r>
-          </w:p>
-        </w:tc>
-        <w:tc>
-          <w:tcPr/>
-          <w:p>
-            <w:pPr>
-              <w:pStyle w:val="Compact"/>
-              <w:spacing w:line="240" w:lineRule="auto" w:before="0" w:after="0"/>
-              <w:ind w:firstLine="0"/>
-              <w:jc w:val="left"/>
-            </w:pPr>
-            <w:r>
-              <w:rPr>
-                <w:rFonts w:ascii="Times New Roman" w:hAnsi="Times New Roman"/>
-                <w:b w:val="0"/>
-                <w:color w:val="000000"/>
-                <w:sz w:val="24"/>
-              </w:rPr>
-              <w:t xml:space="preserve">Сравнение фактических описаний без рейтинга стран</w:t>
-            </w:r>
-          </w:p>
-        </w:tc>
-      </w:tr>
-      <w:tr>
-        <w:tc>
-          <w:tcPr/>
-          <w:p>
-            <w:pPr>
-              <w:pStyle w:val="Compact"/>
-              <w:spacing w:line="240" w:lineRule="auto" w:before="0" w:after="0"/>
-              <w:ind w:firstLine="0"/>
-              <w:jc w:val="left"/>
-            </w:pPr>
-            <w:r>
-              <w:rPr>
-                <w:rFonts w:ascii="Times New Roman" w:hAnsi="Times New Roman"/>
-                <w:b w:val="0"/>
-                <w:color w:val="000000"/>
-                <w:sz w:val="24"/>
-              </w:rPr>
-              <w:t xml:space="preserve">Общий анализ</w:t>
-            </w:r>
-          </w:p>
-        </w:tc>
-        <w:tc>
-          <w:tcPr/>
-          <w:p>
-            <w:pPr>
-              <w:pStyle w:val="Compact"/>
-              <w:spacing w:line="240" w:lineRule="auto" w:before="0" w:after="0"/>
-              <w:ind w:firstLine="0"/>
-              <w:jc w:val="left"/>
-            </w:pPr>
-            <w:r>
-              <w:rPr>
-                <w:rFonts w:ascii="Times New Roman" w:hAnsi="Times New Roman"/>
-                <w:b w:val="0"/>
-                <w:color w:val="000000"/>
-                <w:sz w:val="24"/>
-              </w:rPr>
-              <w:t xml:space="preserve">3.1–3.6</w:t>
-            </w:r>
-          </w:p>
-        </w:tc>
-        <w:tc>
-          <w:tcPr/>
-          <w:p>
-            <w:pPr>
-              <w:pStyle w:val="Compact"/>
-              <w:spacing w:line="240" w:lineRule="auto" w:before="0" w:after="0"/>
-              <w:ind w:firstLine="0"/>
-              <w:jc w:val="left"/>
-            </w:pPr>
-            <w:r>
-              <w:rPr>
-                <w:rFonts w:ascii="Times New Roman" w:hAnsi="Times New Roman"/>
-                <w:b w:val="0"/>
-                <w:color w:val="000000"/>
-                <w:sz w:val="24"/>
-              </w:rPr>
-              <w:t xml:space="preserve">Рабочий протокол предложен; опора на требования и проверенные карточки, дополнительные научные работы ещё нужны</w:t>
-            </w:r>
-          </w:p>
-        </w:tc>
-        <w:tc>
-          <w:tcPr/>
-          <w:p>
-            <w:pPr>
-              <w:pStyle w:val="Compact"/>
-              <w:spacing w:line="240" w:lineRule="auto" w:before="0" w:after="0"/>
-              <w:ind w:firstLine="0"/>
-              <w:jc w:val="left"/>
-            </w:pPr>
-            <w:r>
-              <w:rPr>
-                <w:rFonts w:ascii="Times New Roman" w:hAnsi="Times New Roman"/>
-                <w:b w:val="0"/>
-                <w:color w:val="000000"/>
-                <w:sz w:val="24"/>
-              </w:rPr>
-              <w:t xml:space="preserve">Заполненная матрица, разбор ситуаций и границы доказательств</w:t>
-            </w:r>
-          </w:p>
-        </w:tc>
-      </w:tr>
-      <w:tr>
-        <w:tc>
-          <w:tcPr/>
-          <w:p>
-            <w:pPr>
-              <w:pStyle w:val="Compact"/>
-              <w:spacing w:line="240" w:lineRule="auto" w:before="0" w:after="0"/>
-              <w:ind w:firstLine="0"/>
-              <w:jc w:val="left"/>
-            </w:pPr>
-            <w:r>
-              <w:rPr>
-                <w:rFonts w:ascii="Times New Roman" w:hAnsi="Times New Roman"/>
-                <w:b w:val="0"/>
-                <w:color w:val="000000"/>
-                <w:sz w:val="24"/>
-              </w:rPr>
-              <w:t xml:space="preserve">Внедрение и районный пример</w:t>
-            </w:r>
-          </w:p>
-        </w:tc>
-        <w:tc>
-          <w:tcPr/>
-          <w:p>
-            <w:pPr>
-              <w:pStyle w:val="Compact"/>
-              <w:spacing w:line="240" w:lineRule="auto" w:before="0" w:after="0"/>
-              <w:ind w:firstLine="0"/>
-              <w:jc w:val="left"/>
-            </w:pPr>
-            <w:r>
-              <w:rPr>
-                <w:rFonts w:ascii="Times New Roman" w:hAnsi="Times New Roman"/>
-                <w:b w:val="0"/>
-                <w:color w:val="000000"/>
-                <w:sz w:val="24"/>
-              </w:rPr>
-              <w:t xml:space="preserve">4.1–4.4</w:t>
-            </w:r>
-          </w:p>
-        </w:tc>
-        <w:tc>
-          <w:tcPr/>
-          <w:p>
-            <w:pPr>
-              <w:pStyle w:val="Compact"/>
-              <w:spacing w:line="240" w:lineRule="auto" w:before="0" w:after="0"/>
-              <w:ind w:firstLine="0"/>
-              <w:jc w:val="left"/>
-            </w:pPr>
-            <w:r>
-              <w:rPr>
-                <w:rFonts w:ascii="Times New Roman" w:hAnsi="Times New Roman"/>
-                <w:b w:val="0"/>
-                <w:color w:val="000000"/>
-                <w:sz w:val="24"/>
-              </w:rPr>
-              <w:t xml:space="preserve">Рекомендации зависят от результатов главы 3; районные источники не выбраны</w:t>
-            </w:r>
-          </w:p>
-        </w:tc>
-        <w:tc>
-          <w:tcPr/>
-          <w:p>
-            <w:pPr>
-              <w:pStyle w:val="Compact"/>
-              <w:spacing w:line="240" w:lineRule="auto" w:before="0" w:after="0"/>
-              <w:ind w:firstLine="0"/>
-              <w:jc w:val="left"/>
-            </w:pPr>
-            <w:r>
-              <w:rPr>
-                <w:rFonts w:ascii="Times New Roman" w:hAnsi="Times New Roman"/>
-                <w:b w:val="0"/>
-                <w:color w:val="000000"/>
-                <w:sz w:val="24"/>
-              </w:rPr>
-              <w:t xml:space="preserve">Условные рекомендации, проверка одного-двух сценариев на данных района</w:t>
-            </w:r>
-          </w:p>
-        </w:tc>
-      </w:tr>
-    </w:tbl>
-    <w:p>
-      <w:pPr>
-        <w:pStyle w:val="BodyText"/>
-      </w:pPr>
-      <w:r>
-        <w:rPr>
-          <w:b w:val="0"/>
-        </w:rPr>
-        <w:t xml:space="preserve">Матрица и результаты в последнем столбце — будущие результаты этапов, а не уже полученные выводы или заявление новизны. Бюджет объёма пересматривается после сборки, чтобы теоретическое изложение не вытеснило аналитическую часть.</w:t>
-      </w:r>
-    </w:p>
-    <w:bookmarkEnd w:id="52"/>
-    <w:bookmarkEnd w:id="53"/>
     <w:sectPr>
       <w:footerReference r:id="rId9" w:type="default"/>
       <w:pgSz w:h="16838" w:w="11906"/>
@@ -3073,82 +1349,6 @@
       </w:pPr>
     </w:lvl>
   </w:abstractNum>
-  <w:abstractNum w:abstractNumId="991">
-    <w:nsid w:val="0000A991"/>
-    <w:multiLevelType w:val="multilevel"/>
-    <w:lvl w:ilvl="0">
-      <w:numFmt w:val="bullet"/>
-      <w:lvlText w:val="•"/>
-      <w:lvlJc w:val="left"/>
-      <w:pPr>
-        <w:ind w:left="720" w:hanging="480"/>
-      </w:pPr>
-    </w:lvl>
-    <w:lvl w:ilvl="1">
-      <w:numFmt w:val="bullet"/>
-      <w:lvlText w:val="–"/>
-      <w:lvlJc w:val="left"/>
-      <w:pPr>
-        <w:ind w:left="1440" w:hanging="480"/>
-      </w:pPr>
-    </w:lvl>
-    <w:lvl w:ilvl="2">
-      <w:numFmt w:val="bullet"/>
-      <w:lvlText w:val="•"/>
-      <w:lvlJc w:val="left"/>
-      <w:pPr>
-        <w:ind w:left="2160" w:hanging="480"/>
-      </w:pPr>
-    </w:lvl>
-    <w:lvl w:ilvl="3">
-      <w:numFmt w:val="bullet"/>
-      <w:lvlText w:val="–"/>
-      <w:lvlJc w:val="left"/>
-      <w:pPr>
-        <w:ind w:left="2880" w:hanging="480"/>
-      </w:pPr>
-    </w:lvl>
-    <w:lvl w:ilvl="4">
-      <w:numFmt w:val="bullet"/>
-      <w:lvlText w:val="•"/>
-      <w:lvlJc w:val="left"/>
-      <w:pPr>
-        <w:ind w:left="3600" w:hanging="480"/>
-      </w:pPr>
-    </w:lvl>
-    <w:lvl w:ilvl="5">
-      <w:numFmt w:val="bullet"/>
-      <w:lvlText w:val="–"/>
-      <w:lvlJc w:val="left"/>
-      <w:pPr>
-        <w:ind w:left="4320" w:hanging="480"/>
-      </w:pPr>
-    </w:lvl>
-    <w:lvl w:ilvl="6">
-      <w:numFmt w:val="bullet"/>
-      <w:lvlText w:val="•"/>
-      <w:lvlJc w:val="left"/>
-      <w:pPr>
-        <w:ind w:left="5040" w:hanging="480"/>
-      </w:pPr>
-    </w:lvl>
-    <w:lvl w:ilvl="7">
-      <w:numFmt w:val="bullet"/>
-      <w:lvlText w:val="–"/>
-      <w:lvlJc w:val="left"/>
-      <w:pPr>
-        <w:ind w:left="5760" w:hanging="480"/>
-      </w:pPr>
-    </w:lvl>
-    <w:lvl w:ilvl="8">
-      <w:numFmt w:val="bullet"/>
-      <w:lvlText w:val="•"/>
-      <w:lvlJc w:val="left"/>
-      <w:pPr>
-        <w:ind w:left="6480" w:hanging="480"/>
-      </w:pPr>
-    </w:lvl>
-  </w:abstractNum>
   <w:num w:numId="1">
     <w:abstractNumId w:val="8"/>
   </w:num>
@@ -3208,9 +1408,6 @@
     <w:lvlOverride w:ilvl="8">
       <w:startOverride w:val="1"/>
     </w:lvlOverride>
-  </w:num>
-  <w:num w:numId="1002">
-    <w:abstractNumId w:val="991"/>
   </w:num>
 </w:numbering>
 </file>

--- a/research/plan.docx
+++ b/research/plan.docx
@@ -30,7 +30,7 @@
         <w:rPr>
           <w:b w:val="0"/>
         </w:rPr>
-        <w:t xml:space="preserve">Редакция от 09.10.2026 после обсуждения с автором. Пользователь поддержал четыре главы, отдельную российскую главу, зарубежный подраздел после неё и районный пример в конце; дополнительно попросил отдельно раскрыть понятие узкости. Для преподавателя подготовлено краткое содержание contents-plan.md и .docx. Этот план не является утверждённым кафедральным заданием. Текущий диплом сохраняет прежнюю нумерацию до следующего этапа переработки.</w:t>
+        <w:t xml:space="preserve">Редакция от 09.10.2026 после обсуждения с автором. Пользователь поддержал четыре главы, отдельную российскую главу, зарубежный подраздел после неё и районный пример в конце; дополнительно попросил отдельно раскрыть понятие узкости. Для преподавателя подготовлено краткое содержание contents-plan.md и .docx. Этот план не является утверждённым кафедральным заданием. Текущий диплом приведён к этой нумерации; полный план включён в содержание основного Word.</w:t>
       </w:r>
     </w:p>
     <w:bookmarkStart w:id="20" w:name="исследовательский-замысел"/>
@@ -858,7 +858,7 @@
         <w:rPr>
           <w:b w:val="0"/>
         </w:rPr>
-        <w:t xml:space="preserve">При переносе сохраняются подтверждённые ссылки; evidence.csv получает новую привязку к разделам только после фактического переноса текста. Сейчас рукопись и её содержание ещё относятся к прежней структуре. Краткий план будущих разделов не получает вымышленных номеров страниц диплома.</w:t>
+        <w:t xml:space="preserve">Перенос выполнен: ссылки сохранены, evidence.csv привязан к новым подразделам. В 1.2 раскрыто понятие узкости; 1.3 объясняет передачу данных, планирование, управление и обратную связь. Содержание основного Word включает весь план; у будущих разделов номера страниц отсутствуют.</w:t>
       </w:r>
     </w:p>
     <w:bookmarkEnd w:id="48"/>
@@ -883,7 +883,7 @@
         <w:rPr>
           <w:b w:val="0"/>
         </w:rPr>
-        <w:t xml:space="preserve">Передать автору обновлённое содержание и пояснения для обсуждения с преподавателем.</w:t>
+        <w:t xml:space="preserve">Передать автору обновлённый Word с полным содержанием и написанным началом для обсуждения с преподавателем.</w:t>
       </w:r>
     </w:p>
     <w:p>
@@ -913,7 +913,7 @@
         <w:rPr>
           <w:b w:val="0"/>
         </w:rPr>
-        <w:t xml:space="preserve">Перестроить существующий текст по согласованной структуре; в первую очередь дополнить понятие узкости и российскую нормативную часть проверенными материалами.</w:t>
+        <w:t xml:space="preserve">Дополнить российскую нормативную часть первичными действующими документами и расширить круг российских проектов.</w:t>
       </w:r>
     </w:p>
     <w:p>
